--- a/lessons/5-7/downloads/reveal/teacher/5.7-session-2-prerequisite-practice-b.docx
+++ b/lessons/5-7/downloads/reveal/teacher/5.7-session-2-prerequisite-practice-b.docx
@@ -15,10 +15,28 @@
         <w:rPr>
           <w:rFonts w:ascii="Avenir Next" w:hAnsi="Avenir Next" w:cs="Avenir Next" w:eastAsia="Avenir Next"/>
           <w:color w:val="1A1A1A"/>
+          <w:sz w:val="22"/>
+          <w:szCs w:val="20"/>
+        </w:rPr>
+        <w:t xml:space="preserve">Name</w:t>
+      </w:r>
+      <w:r>
+        <w:rPr>
+          <w:rFonts w:ascii="Avenir Next" w:hAnsi="Avenir Next" w:cs="Avenir Next" w:eastAsia="Avenir Next"/>
+          <w:color w:val="1A1A1A"/>
           <w:sz w:val="20"/>
           <w:szCs w:val="20"/>
         </w:rPr>
-        <w:t xml:space="preserve">Name</w:t>
+        <w:tab/>
+      </w:r>
+      <w:r>
+        <w:rPr>
+          <w:rFonts w:ascii="Avenir Next" w:hAnsi="Avenir Next" w:cs="Avenir Next" w:eastAsia="Avenir Next"/>
+          <w:color w:val="1A1A1A"/>
+          <w:sz w:val="22"/>
+          <w:szCs w:val="20"/>
+        </w:rPr>
+        <w:t xml:space="preserve">   Date</w:t>
       </w:r>
       <w:r>
         <w:rPr>
@@ -33,25 +51,7 @@
         <w:rPr>
           <w:rFonts w:ascii="Avenir Next" w:hAnsi="Avenir Next" w:cs="Avenir Next" w:eastAsia="Avenir Next"/>
           <w:color w:val="1A1A1A"/>
-          <w:sz w:val="20"/>
-          <w:szCs w:val="20"/>
-        </w:rPr>
-        <w:t xml:space="preserve">   Date</w:t>
-      </w:r>
-      <w:r>
-        <w:rPr>
-          <w:rFonts w:ascii="Avenir Next" w:hAnsi="Avenir Next" w:cs="Avenir Next" w:eastAsia="Avenir Next"/>
-          <w:color w:val="1A1A1A"/>
-          <w:sz w:val="20"/>
-          <w:szCs w:val="20"/>
-        </w:rPr>
-        <w:tab/>
-      </w:r>
-      <w:r>
-        <w:rPr>
-          <w:rFonts w:ascii="Avenir Next" w:hAnsi="Avenir Next" w:cs="Avenir Next" w:eastAsia="Avenir Next"/>
-          <w:color w:val="1A1A1A"/>
-          <w:sz w:val="20"/>
+          <w:sz w:val="22"/>
           <w:szCs w:val="20"/>
         </w:rPr>
         <w:t xml:space="preserve">   Period</w:t>
@@ -78,7 +78,7 @@
           <w:caps/>
           <w:color w:val="003A70"/>
           <w:spacing w:val="12"/>
-          <w:sz w:val="19"/>
+          <w:sz w:val="22"/>
           <w:szCs w:val="19"/>
         </w:rPr>
         <w:t xml:space="preserve">Lesson 5-7  ·  Session 2  ·  Prerequisite Practice B  ·  Skill 1 of 2</w:t>
@@ -86,6 +86,7 @@
     </w:p>
     <w:p>
       <w:pPr>
+        <w:pStyle w:val="Heading1"/>
         <w:keepNext/>
         <w:spacing w:before="0" w:after="10" w:line="240" w:lineRule="auto"/>
       </w:pPr>
@@ -111,7 +112,7 @@
         <w:rPr>
           <w:rFonts w:ascii="Avenir Next" w:hAnsi="Avenir Next" w:cs="Avenir Next" w:eastAsia="Avenir Next"/>
           <w:color w:val="5A5F66"/>
-          <w:sz w:val="17"/>
+          <w:sz w:val="22"/>
           <w:szCs w:val="17"/>
         </w:rPr>
         <w:t xml:space="preserve">Builds on Lesson 5-7 Session 1 · 6.G.A.4</w:t>
@@ -154,6 +155,7 @@
           </w:tcPr>
           <w:p>
             <w:pPr>
+              <w:pStyle w:val="Heading2"/>
               <w:spacing w:before="0" w:after="0" w:line="252" w:lineRule="auto"/>
             </w:pPr>
             <w:r>
@@ -183,7 +185,7 @@
               <w:rPr>
                 <w:rFonts w:ascii="Avenir Next" w:hAnsi="Avenir Next" w:cs="Avenir Next" w:eastAsia="Avenir Next"/>
                 <w:color w:val="1A1A1A"/>
-                <w:sz w:val="20"/>
+                <w:sz w:val="22"/>
                 <w:szCs w:val="20"/>
               </w:rPr>
               <w:t xml:space="preserve">You will add all the faces of a triangular prism. It is the same plan as a box.</w:t>
@@ -203,6 +205,7 @@
           </w:tcPr>
           <w:p>
             <w:pPr>
+              <w:pStyle w:val="Heading2"/>
               <w:spacing w:before="0" w:after="0" w:line="252" w:lineRule="auto"/>
             </w:pPr>
             <w:r>
@@ -232,7 +235,7 @@
               <w:rPr>
                 <w:rFonts w:ascii="Avenir Next" w:hAnsi="Avenir Next" w:cs="Avenir Next" w:eastAsia="Avenir Next"/>
                 <w:color w:val="1A1A1A"/>
-                <w:sz w:val="20"/>
+                <w:sz w:val="22"/>
                 <w:szCs w:val="20"/>
               </w:rPr>
               <w:t xml:space="preserve">Find a box’s surface area: 3 faces, add, then double.  </w:t>
@@ -242,7 +245,7 @@
                 <w:rFonts w:ascii="Avenir Next" w:hAnsi="Avenir Next" w:cs="Avenir Next" w:eastAsia="Avenir Next"/>
                 <w:b/>
                 <w:color w:val="1A1A1A"/>
-                <w:sz w:val="20"/>
+                <w:sz w:val="22"/>
                 <w:szCs w:val="20"/>
               </w:rPr>
               <w:t xml:space="preserve">You will use it in Practice Form A, problems 2 and 8.</w:t>
@@ -253,6 +256,7 @@
     </w:tbl>
     <w:p>
       <w:pPr>
+        <w:pStyle w:val="Heading2"/>
         <w:keepNext/>
         <w:pBdr>
           <w:bottom w:val="single" w:sz="8" w:space="3" w:color="003A70"/>
@@ -268,7 +272,7 @@
           <w:b/>
           <w:color w:val="003A70"/>
           <w:spacing w:val="14"/>
-          <w:sz w:val="19"/>
+          <w:sz w:val="22"/>
           <w:szCs w:val="19"/>
         </w:rPr>
         <w:t xml:space="preserve">STEPS TO FOLLOW</w:t>
@@ -287,7 +291,7 @@
           <w:rFonts w:ascii="Avenir Next" w:hAnsi="Avenir Next" w:cs="Avenir Next" w:eastAsia="Avenir Next"/>
           <w:i/>
           <w:color w:val="5A5F66"/>
-          <w:sz w:val="17"/>
+          <w:sz w:val="22"/>
           <w:szCs w:val="17"/>
         </w:rPr>
         <w:t xml:space="preserve">use these same steps on every problem</w:t>
@@ -329,6 +333,7 @@
           </w:tcPr>
           <w:p>
             <w:pPr>
+              <w:pStyle w:val="Heading1"/>
               <w:spacing w:before="0" w:after="0" w:line="240" w:lineRule="auto"/>
               <w:jc w:val="center"/>
             </w:pPr>
@@ -358,7 +363,7 @@
                 <w:rFonts w:ascii="Avenir Next" w:hAnsi="Avenir Next" w:cs="Avenir Next" w:eastAsia="Avenir Next"/>
                 <w:b/>
                 <w:color w:val="1A1A1A"/>
-                <w:sz w:val="21"/>
+                <w:sz w:val="22"/>
                 <w:szCs w:val="21"/>
               </w:rPr>
               <w:t xml:space="preserve">Find</w:t>
@@ -367,7 +372,7 @@
               <w:rPr>
                 <w:rFonts w:ascii="Avenir Next" w:hAnsi="Avenir Next" w:cs="Avenir Next" w:eastAsia="Avenir Next"/>
                 <w:color w:val="1A1A1A"/>
-                <w:sz w:val="21"/>
+                <w:sz w:val="22"/>
                 <w:szCs w:val="21"/>
               </w:rPr>
               <w:t xml:space="preserve"> three faces: l × w, l × h, w × h.</w:t>
@@ -386,6 +391,7 @@
           </w:tcPr>
           <w:p>
             <w:pPr>
+              <w:pStyle w:val="Heading1"/>
               <w:spacing w:before="0" w:after="0" w:line="240" w:lineRule="auto"/>
               <w:jc w:val="center"/>
             </w:pPr>
@@ -415,7 +421,7 @@
                 <w:rFonts w:ascii="Avenir Next" w:hAnsi="Avenir Next" w:cs="Avenir Next" w:eastAsia="Avenir Next"/>
                 <w:b/>
                 <w:color w:val="1A1A1A"/>
-                <w:sz w:val="21"/>
+                <w:sz w:val="22"/>
                 <w:szCs w:val="21"/>
               </w:rPr>
               <w:t xml:space="preserve">Add</w:t>
@@ -424,7 +430,7 @@
               <w:rPr>
                 <w:rFonts w:ascii="Avenir Next" w:hAnsi="Avenir Next" w:cs="Avenir Next" w:eastAsia="Avenir Next"/>
                 <w:color w:val="1A1A1A"/>
-                <w:sz w:val="21"/>
+                <w:sz w:val="22"/>
                 <w:szCs w:val="21"/>
               </w:rPr>
               <w:t xml:space="preserve"> the three face areas.</w:t>
@@ -443,6 +449,7 @@
           </w:tcPr>
           <w:p>
             <w:pPr>
+              <w:pStyle w:val="Heading1"/>
               <w:spacing w:before="0" w:after="0" w:line="240" w:lineRule="auto"/>
               <w:jc w:val="center"/>
             </w:pPr>
@@ -472,7 +479,7 @@
                 <w:rFonts w:ascii="Avenir Next" w:hAnsi="Avenir Next" w:cs="Avenir Next" w:eastAsia="Avenir Next"/>
                 <w:b/>
                 <w:color w:val="1A1A1A"/>
-                <w:sz w:val="21"/>
+                <w:sz w:val="22"/>
                 <w:szCs w:val="21"/>
               </w:rPr>
               <w:t xml:space="preserve">Double</w:t>
@@ -481,7 +488,7 @@
               <w:rPr>
                 <w:rFonts w:ascii="Avenir Next" w:hAnsi="Avenir Next" w:cs="Avenir Next" w:eastAsia="Avenir Next"/>
                 <w:color w:val="1A1A1A"/>
-                <w:sz w:val="21"/>
+                <w:sz w:val="22"/>
                 <w:szCs w:val="21"/>
               </w:rPr>
               <w:t xml:space="preserve"> the sum. Write square units.</w:t>
@@ -492,6 +499,7 @@
     </w:tbl>
     <w:p>
       <w:pPr>
+        <w:pStyle w:val="Heading2"/>
         <w:keepNext/>
         <w:pBdr>
           <w:bottom w:val="single" w:sz="8" w:space="3" w:color="003A70"/>
@@ -507,7 +515,7 @@
           <w:b/>
           <w:color w:val="003A70"/>
           <w:spacing w:val="14"/>
-          <w:sz w:val="19"/>
+          <w:sz w:val="22"/>
           <w:szCs w:val="19"/>
         </w:rPr>
         <w:t xml:space="preserve">WATCH ME</w:t>
@@ -526,7 +534,7 @@
           <w:rFonts w:ascii="Avenir Next" w:hAnsi="Avenir Next" w:cs="Avenir Next" w:eastAsia="Avenir Next"/>
           <w:i/>
           <w:color w:val="5A5F66"/>
-          <w:sz w:val="17"/>
+          <w:sz w:val="22"/>
           <w:szCs w:val="17"/>
         </w:rPr>
         <w:t xml:space="preserve">the steps in action</w:t>
@@ -541,7 +549,7 @@
           <w:rFonts w:ascii="Avenir Next" w:hAnsi="Avenir Next" w:cs="Avenir Next" w:eastAsia="Avenir Next"/>
           <w:b/>
           <w:color w:val="1A1A1A"/>
-          <w:sz w:val="21"/>
+          <w:sz w:val="22"/>
           <w:szCs w:val="21"/>
         </w:rPr>
         <w:t xml:space="preserve">A box is 6 cm by 4 cm by 3 cm. Find its surface area.</w:t>
@@ -560,25 +568,25 @@
           <w:rFonts w:ascii="Avenir Next" w:hAnsi="Avenir Next" w:cs="Avenir Next" w:eastAsia="Avenir Next"/>
           <w:b/>
           <w:color w:val="003A70"/>
+          <w:sz w:val="22"/>
+          <w:szCs w:val="19"/>
+        </w:rPr>
+        <w:t xml:space="preserve">Step 1</w:t>
+      </w:r>
+      <w:r>
+        <w:rPr>
+          <w:rFonts w:ascii="Avenir Next" w:hAnsi="Avenir Next" w:cs="Avenir Next" w:eastAsia="Avenir Next"/>
+          <w:color w:val="1A1A1A"/>
           <w:sz w:val="19"/>
           <w:szCs w:val="19"/>
         </w:rPr>
-        <w:t xml:space="preserve">Step 1</w:t>
-      </w:r>
-      <w:r>
-        <w:rPr>
-          <w:rFonts w:ascii="Avenir Next" w:hAnsi="Avenir Next" w:cs="Avenir Next" w:eastAsia="Avenir Next"/>
-          <w:color w:val="1A1A1A"/>
-          <w:sz w:val="19"/>
-          <w:szCs w:val="19"/>
-        </w:rPr>
         <w:tab/>
       </w:r>
       <w:r>
         <w:rPr>
           <w:rFonts w:ascii="Avenir Next" w:hAnsi="Avenir Next" w:cs="Avenir Next" w:eastAsia="Avenir Next"/>
           <w:color w:val="1A1A1A"/>
-          <w:sz w:val="21"/>
+          <w:sz w:val="22"/>
           <w:szCs w:val="21"/>
         </w:rPr>
         <w:t xml:space="preserve">Faces: 6 × 4 = 24, 6 × 3 = 18, 4 × 3 = 12.</w:t>
@@ -597,25 +605,25 @@
           <w:rFonts w:ascii="Avenir Next" w:hAnsi="Avenir Next" w:cs="Avenir Next" w:eastAsia="Avenir Next"/>
           <w:b/>
           <w:color w:val="003A70"/>
+          <w:sz w:val="22"/>
+          <w:szCs w:val="19"/>
+        </w:rPr>
+        <w:t xml:space="preserve">Step 2</w:t>
+      </w:r>
+      <w:r>
+        <w:rPr>
+          <w:rFonts w:ascii="Avenir Next" w:hAnsi="Avenir Next" w:cs="Avenir Next" w:eastAsia="Avenir Next"/>
+          <w:color w:val="1A1A1A"/>
           <w:sz w:val="19"/>
           <w:szCs w:val="19"/>
         </w:rPr>
-        <w:t xml:space="preserve">Step 2</w:t>
-      </w:r>
-      <w:r>
-        <w:rPr>
-          <w:rFonts w:ascii="Avenir Next" w:hAnsi="Avenir Next" w:cs="Avenir Next" w:eastAsia="Avenir Next"/>
-          <w:color w:val="1A1A1A"/>
-          <w:sz w:val="19"/>
-          <w:szCs w:val="19"/>
-        </w:rPr>
         <w:tab/>
       </w:r>
       <w:r>
         <w:rPr>
           <w:rFonts w:ascii="Avenir Next" w:hAnsi="Avenir Next" w:cs="Avenir Next" w:eastAsia="Avenir Next"/>
           <w:color w:val="1A1A1A"/>
-          <w:sz w:val="21"/>
+          <w:sz w:val="22"/>
           <w:szCs w:val="21"/>
         </w:rPr>
         <w:t xml:space="preserve">24 + 18 + 12 = 54.</w:t>
@@ -634,25 +642,25 @@
           <w:rFonts w:ascii="Avenir Next" w:hAnsi="Avenir Next" w:cs="Avenir Next" w:eastAsia="Avenir Next"/>
           <w:b/>
           <w:color w:val="003A70"/>
+          <w:sz w:val="22"/>
+          <w:szCs w:val="19"/>
+        </w:rPr>
+        <w:t xml:space="preserve">Step 3</w:t>
+      </w:r>
+      <w:r>
+        <w:rPr>
+          <w:rFonts w:ascii="Avenir Next" w:hAnsi="Avenir Next" w:cs="Avenir Next" w:eastAsia="Avenir Next"/>
+          <w:color w:val="1A1A1A"/>
           <w:sz w:val="19"/>
           <w:szCs w:val="19"/>
         </w:rPr>
-        <w:t xml:space="preserve">Step 3</w:t>
-      </w:r>
-      <w:r>
-        <w:rPr>
-          <w:rFonts w:ascii="Avenir Next" w:hAnsi="Avenir Next" w:cs="Avenir Next" w:eastAsia="Avenir Next"/>
-          <w:color w:val="1A1A1A"/>
-          <w:sz w:val="19"/>
-          <w:szCs w:val="19"/>
-        </w:rPr>
         <w:tab/>
       </w:r>
       <w:r>
         <w:rPr>
           <w:rFonts w:ascii="Avenir Next" w:hAnsi="Avenir Next" w:cs="Avenir Next" w:eastAsia="Avenir Next"/>
           <w:color w:val="1A1A1A"/>
-          <w:sz w:val="21"/>
+          <w:sz w:val="22"/>
           <w:szCs w:val="21"/>
         </w:rPr>
         <w:t xml:space="preserve">2 × 54 = 108.</w:t>
@@ -671,18 +679,18 @@
           <w:rFonts w:ascii="Avenir Next" w:hAnsi="Avenir Next" w:cs="Avenir Next" w:eastAsia="Avenir Next"/>
           <w:b/>
           <w:color w:val="1A1A1A"/>
+          <w:sz w:val="22"/>
+          <w:szCs w:val="21"/>
+        </w:rPr>
+        <w:t xml:space="preserve">Answer</w:t>
+      </w:r>
+      <w:r>
+        <w:rPr>
+          <w:rFonts w:ascii="Avenir Next" w:hAnsi="Avenir Next" w:cs="Avenir Next" w:eastAsia="Avenir Next"/>
+          <w:color w:val="1A1A1A"/>
           <w:sz w:val="21"/>
           <w:szCs w:val="21"/>
         </w:rPr>
-        <w:t xml:space="preserve">Answer</w:t>
-      </w:r>
-      <w:r>
-        <w:rPr>
-          <w:rFonts w:ascii="Avenir Next" w:hAnsi="Avenir Next" w:cs="Avenir Next" w:eastAsia="Avenir Next"/>
-          <w:color w:val="1A1A1A"/>
-          <w:sz w:val="21"/>
-          <w:szCs w:val="21"/>
-        </w:rPr>
         <w:tab/>
       </w:r>
       <w:r>
@@ -690,7 +698,7 @@
           <w:rFonts w:ascii="Avenir Next" w:hAnsi="Avenir Next" w:cs="Avenir Next" w:eastAsia="Avenir Next"/>
           <w:b/>
           <w:color w:val="1A1A1A"/>
-          <w:sz w:val="21"/>
+          <w:sz w:val="22"/>
           <w:szCs w:val="21"/>
         </w:rPr>
         <w:t xml:space="preserve">108 cm²</w:t>
@@ -698,6 +706,7 @@
     </w:p>
     <w:p>
       <w:pPr>
+        <w:pStyle w:val="Heading2"/>
         <w:keepNext/>
         <w:pBdr>
           <w:bottom w:val="single" w:sz="8" w:space="3" w:color="003A70"/>
@@ -713,7 +722,7 @@
           <w:b/>
           <w:color w:val="003A70"/>
           <w:spacing w:val="14"/>
-          <w:sz w:val="19"/>
+          <w:sz w:val="22"/>
           <w:szCs w:val="19"/>
         </w:rPr>
         <w:t xml:space="preserve">TRY IT WITH HELP</w:t>
@@ -732,7 +741,7 @@
           <w:rFonts w:ascii="Avenir Next" w:hAnsi="Avenir Next" w:cs="Avenir Next" w:eastAsia="Avenir Next"/>
           <w:i/>
           <w:color w:val="5A5F66"/>
-          <w:sz w:val="17"/>
+          <w:sz w:val="22"/>
           <w:szCs w:val="17"/>
         </w:rPr>
         <w:t xml:space="preserve">fill in each step</w:t>
@@ -790,28 +799,47 @@
           <w:rFonts w:ascii="Avenir Next" w:hAnsi="Avenir Next" w:cs="Avenir Next" w:eastAsia="Avenir Next"/>
           <w:b/>
           <w:color w:val="003A70"/>
+          <w:sz w:val="22"/>
+          <w:szCs w:val="18"/>
+        </w:rPr>
+        <w:t xml:space="preserve">Step 1</w:t>
+      </w:r>
+      <w:r>
+        <w:rPr>
+          <w:rFonts w:ascii="Avenir Next" w:hAnsi="Avenir Next" w:cs="Avenir Next" w:eastAsia="Avenir Next"/>
+          <w:color w:val="1A1A1A"/>
           <w:sz w:val="18"/>
           <w:szCs w:val="18"/>
         </w:rPr>
-        <w:t xml:space="preserve">Step 1</w:t>
-      </w:r>
-      <w:r>
-        <w:rPr>
-          <w:rFonts w:ascii="Avenir Next" w:hAnsi="Avenir Next" w:cs="Avenir Next" w:eastAsia="Avenir Next"/>
-          <w:color w:val="1A1A1A"/>
-          <w:sz w:val="18"/>
-          <w:szCs w:val="18"/>
-        </w:rPr>
         <w:tab/>
       </w:r>
       <w:r>
         <w:rPr>
           <w:rFonts w:ascii="Avenir Next" w:hAnsi="Avenir Next" w:cs="Avenir Next" w:eastAsia="Avenir Next"/>
           <w:color w:val="1A1A1A"/>
+          <w:sz w:val="22"/>
+          <w:szCs w:val="21"/>
+        </w:rPr>
+        <w:t xml:space="preserve">Faces: 5 × 4 = </w:t>
+      </w:r>
+      <w:r>
+        <w:rPr>
+          <w:rFonts w:ascii="Avenir Next" w:hAnsi="Avenir Next" w:cs="Avenir Next" w:eastAsia="Avenir Next"/>
+          <w:color w:val="1A1A1A"/>
           <w:sz w:val="21"/>
           <w:szCs w:val="21"/>
-        </w:rPr>
-        <w:t xml:space="preserve">Faces: 5 × 4 = </w:t>
+          <w:u w:val="single"/>
+        </w:rPr>
+        <w:t xml:space="preserve">                </w:t>
+      </w:r>
+      <w:r>
+        <w:rPr>
+          <w:rFonts w:ascii="Avenir Next" w:hAnsi="Avenir Next" w:cs="Avenir Next" w:eastAsia="Avenir Next"/>
+          <w:color w:val="1A1A1A"/>
+          <w:sz w:val="22"/>
+          <w:szCs w:val="21"/>
+        </w:rPr>
+        <w:t xml:space="preserve">, 5 × 2 = </w:t>
       </w:r>
       <w:r>
         <w:rPr>
@@ -827,26 +855,7 @@
         <w:rPr>
           <w:rFonts w:ascii="Avenir Next" w:hAnsi="Avenir Next" w:cs="Avenir Next" w:eastAsia="Avenir Next"/>
           <w:color w:val="1A1A1A"/>
-          <w:sz w:val="21"/>
-          <w:szCs w:val="21"/>
-        </w:rPr>
-        <w:t xml:space="preserve">, 5 × 2 = </w:t>
-      </w:r>
-      <w:r>
-        <w:rPr>
-          <w:rFonts w:ascii="Avenir Next" w:hAnsi="Avenir Next" w:cs="Avenir Next" w:eastAsia="Avenir Next"/>
-          <w:color w:val="1A1A1A"/>
-          <w:sz w:val="21"/>
-          <w:szCs w:val="21"/>
-          <w:u w:val="single"/>
-        </w:rPr>
-        <w:t xml:space="preserve">                </w:t>
-      </w:r>
-      <w:r>
-        <w:rPr>
-          <w:rFonts w:ascii="Avenir Next" w:hAnsi="Avenir Next" w:cs="Avenir Next" w:eastAsia="Avenir Next"/>
-          <w:color w:val="1A1A1A"/>
-          <w:sz w:val="21"/>
+          <w:sz w:val="22"/>
           <w:szCs w:val="21"/>
         </w:rPr>
         <w:t xml:space="preserve">, 4 × 2 = </w:t>
@@ -876,25 +885,25 @@
           <w:rFonts w:ascii="Avenir Next" w:hAnsi="Avenir Next" w:cs="Avenir Next" w:eastAsia="Avenir Next"/>
           <w:b/>
           <w:color w:val="003A70"/>
+          <w:sz w:val="22"/>
+          <w:szCs w:val="18"/>
+        </w:rPr>
+        <w:t xml:space="preserve">Step 2</w:t>
+      </w:r>
+      <w:r>
+        <w:rPr>
+          <w:rFonts w:ascii="Avenir Next" w:hAnsi="Avenir Next" w:cs="Avenir Next" w:eastAsia="Avenir Next"/>
+          <w:color w:val="1A1A1A"/>
           <w:sz w:val="18"/>
           <w:szCs w:val="18"/>
         </w:rPr>
-        <w:t xml:space="preserve">Step 2</w:t>
-      </w:r>
-      <w:r>
-        <w:rPr>
-          <w:rFonts w:ascii="Avenir Next" w:hAnsi="Avenir Next" w:cs="Avenir Next" w:eastAsia="Avenir Next"/>
-          <w:color w:val="1A1A1A"/>
-          <w:sz w:val="18"/>
-          <w:szCs w:val="18"/>
-        </w:rPr>
         <w:tab/>
       </w:r>
       <w:r>
         <w:rPr>
           <w:rFonts w:ascii="Avenir Next" w:hAnsi="Avenir Next" w:cs="Avenir Next" w:eastAsia="Avenir Next"/>
           <w:color w:val="1A1A1A"/>
-          <w:sz w:val="21"/>
+          <w:sz w:val="22"/>
           <w:szCs w:val="21"/>
         </w:rPr>
         <w:t xml:space="preserve">20 + 10 + 8 = </w:t>
@@ -924,35 +933,35 @@
           <w:rFonts w:ascii="Avenir Next" w:hAnsi="Avenir Next" w:cs="Avenir Next" w:eastAsia="Avenir Next"/>
           <w:b/>
           <w:color w:val="003A70"/>
+          <w:sz w:val="22"/>
+          <w:szCs w:val="18"/>
+        </w:rPr>
+        <w:t xml:space="preserve">Step 3</w:t>
+      </w:r>
+      <w:r>
+        <w:rPr>
+          <w:rFonts w:ascii="Avenir Next" w:hAnsi="Avenir Next" w:cs="Avenir Next" w:eastAsia="Avenir Next"/>
+          <w:color w:val="1A1A1A"/>
           <w:sz w:val="18"/>
           <w:szCs w:val="18"/>
         </w:rPr>
-        <w:t xml:space="preserve">Step 3</w:t>
-      </w:r>
-      <w:r>
-        <w:rPr>
-          <w:rFonts w:ascii="Avenir Next" w:hAnsi="Avenir Next" w:cs="Avenir Next" w:eastAsia="Avenir Next"/>
-          <w:color w:val="1A1A1A"/>
-          <w:sz w:val="18"/>
-          <w:szCs w:val="18"/>
-        </w:rPr>
         <w:tab/>
       </w:r>
       <w:r>
         <w:rPr>
           <w:rFonts w:ascii="Avenir Next" w:hAnsi="Avenir Next" w:cs="Avenir Next" w:eastAsia="Avenir Next"/>
           <w:color w:val="1A1A1A"/>
+          <w:sz w:val="22"/>
+          <w:szCs w:val="21"/>
+        </w:rPr>
+        <w:t xml:space="preserve">2 × 38 = </w:t>
+      </w:r>
+      <w:r>
+        <w:rPr>
+          <w:rFonts w:ascii="Avenir Next" w:hAnsi="Avenir Next" w:cs="Avenir Next" w:eastAsia="Avenir Next"/>
+          <w:color w:val="1A1A1A"/>
           <w:sz w:val="21"/>
           <w:szCs w:val="21"/>
-        </w:rPr>
-        <w:t xml:space="preserve">2 × 38 = </w:t>
-      </w:r>
-      <w:r>
-        <w:rPr>
-          <w:rFonts w:ascii="Avenir Next" w:hAnsi="Avenir Next" w:cs="Avenir Next" w:eastAsia="Avenir Next"/>
-          <w:color w:val="1A1A1A"/>
-          <w:sz w:val="21"/>
-          <w:szCs w:val="21"/>
           <w:u w:val="single"/>
         </w:rPr>
         <w:t xml:space="preserve">                </w:t>
@@ -961,7 +970,7 @@
         <w:rPr>
           <w:rFonts w:ascii="Avenir Next" w:hAnsi="Avenir Next" w:cs="Avenir Next" w:eastAsia="Avenir Next"/>
           <w:color w:val="1A1A1A"/>
-          <w:sz w:val="21"/>
+          <w:sz w:val="22"/>
           <w:szCs w:val="21"/>
         </w:rPr>
         <w:t xml:space="preserve"> m²</w:t>
@@ -1024,28 +1033,47 @@
           <w:rFonts w:ascii="Avenir Next" w:hAnsi="Avenir Next" w:cs="Avenir Next" w:eastAsia="Avenir Next"/>
           <w:b/>
           <w:color w:val="003A70"/>
+          <w:sz w:val="22"/>
+          <w:szCs w:val="18"/>
+        </w:rPr>
+        <w:t xml:space="preserve">Step 1</w:t>
+      </w:r>
+      <w:r>
+        <w:rPr>
+          <w:rFonts w:ascii="Avenir Next" w:hAnsi="Avenir Next" w:cs="Avenir Next" w:eastAsia="Avenir Next"/>
+          <w:color w:val="1A1A1A"/>
           <w:sz w:val="18"/>
           <w:szCs w:val="18"/>
         </w:rPr>
-        <w:t xml:space="preserve">Step 1</w:t>
-      </w:r>
-      <w:r>
-        <w:rPr>
-          <w:rFonts w:ascii="Avenir Next" w:hAnsi="Avenir Next" w:cs="Avenir Next" w:eastAsia="Avenir Next"/>
-          <w:color w:val="1A1A1A"/>
-          <w:sz w:val="18"/>
-          <w:szCs w:val="18"/>
-        </w:rPr>
         <w:tab/>
       </w:r>
       <w:r>
         <w:rPr>
           <w:rFonts w:ascii="Avenir Next" w:hAnsi="Avenir Next" w:cs="Avenir Next" w:eastAsia="Avenir Next"/>
           <w:color w:val="1A1A1A"/>
+          <w:sz w:val="22"/>
+          <w:szCs w:val="21"/>
+        </w:rPr>
+        <w:t xml:space="preserve">Faces: 10 × 3 = </w:t>
+      </w:r>
+      <w:r>
+        <w:rPr>
+          <w:rFonts w:ascii="Avenir Next" w:hAnsi="Avenir Next" w:cs="Avenir Next" w:eastAsia="Avenir Next"/>
+          <w:color w:val="1A1A1A"/>
           <w:sz w:val="21"/>
           <w:szCs w:val="21"/>
-        </w:rPr>
-        <w:t xml:space="preserve">Faces: 10 × 3 = </w:t>
+          <w:u w:val="single"/>
+        </w:rPr>
+        <w:t xml:space="preserve">                </w:t>
+      </w:r>
+      <w:r>
+        <w:rPr>
+          <w:rFonts w:ascii="Avenir Next" w:hAnsi="Avenir Next" w:cs="Avenir Next" w:eastAsia="Avenir Next"/>
+          <w:color w:val="1A1A1A"/>
+          <w:sz w:val="22"/>
+          <w:szCs w:val="21"/>
+        </w:rPr>
+        <w:t xml:space="preserve">, 10 × 2 = </w:t>
       </w:r>
       <w:r>
         <w:rPr>
@@ -1061,26 +1089,7 @@
         <w:rPr>
           <w:rFonts w:ascii="Avenir Next" w:hAnsi="Avenir Next" w:cs="Avenir Next" w:eastAsia="Avenir Next"/>
           <w:color w:val="1A1A1A"/>
-          <w:sz w:val="21"/>
-          <w:szCs w:val="21"/>
-        </w:rPr>
-        <w:t xml:space="preserve">, 10 × 2 = </w:t>
-      </w:r>
-      <w:r>
-        <w:rPr>
-          <w:rFonts w:ascii="Avenir Next" w:hAnsi="Avenir Next" w:cs="Avenir Next" w:eastAsia="Avenir Next"/>
-          <w:color w:val="1A1A1A"/>
-          <w:sz w:val="21"/>
-          <w:szCs w:val="21"/>
-          <w:u w:val="single"/>
-        </w:rPr>
-        <w:t xml:space="preserve">                </w:t>
-      </w:r>
-      <w:r>
-        <w:rPr>
-          <w:rFonts w:ascii="Avenir Next" w:hAnsi="Avenir Next" w:cs="Avenir Next" w:eastAsia="Avenir Next"/>
-          <w:color w:val="1A1A1A"/>
-          <w:sz w:val="21"/>
+          <w:sz w:val="22"/>
           <w:szCs w:val="21"/>
         </w:rPr>
         <w:t xml:space="preserve">, 3 × 2 = </w:t>
@@ -1110,25 +1119,25 @@
           <w:rFonts w:ascii="Avenir Next" w:hAnsi="Avenir Next" w:cs="Avenir Next" w:eastAsia="Avenir Next"/>
           <w:b/>
           <w:color w:val="003A70"/>
+          <w:sz w:val="22"/>
+          <w:szCs w:val="18"/>
+        </w:rPr>
+        <w:t xml:space="preserve">Step 2</w:t>
+      </w:r>
+      <w:r>
+        <w:rPr>
+          <w:rFonts w:ascii="Avenir Next" w:hAnsi="Avenir Next" w:cs="Avenir Next" w:eastAsia="Avenir Next"/>
+          <w:color w:val="1A1A1A"/>
           <w:sz w:val="18"/>
           <w:szCs w:val="18"/>
         </w:rPr>
-        <w:t xml:space="preserve">Step 2</w:t>
-      </w:r>
-      <w:r>
-        <w:rPr>
-          <w:rFonts w:ascii="Avenir Next" w:hAnsi="Avenir Next" w:cs="Avenir Next" w:eastAsia="Avenir Next"/>
-          <w:color w:val="1A1A1A"/>
-          <w:sz w:val="18"/>
-          <w:szCs w:val="18"/>
-        </w:rPr>
         <w:tab/>
       </w:r>
       <w:r>
         <w:rPr>
           <w:rFonts w:ascii="Avenir Next" w:hAnsi="Avenir Next" w:cs="Avenir Next" w:eastAsia="Avenir Next"/>
           <w:color w:val="1A1A1A"/>
-          <w:sz w:val="21"/>
+          <w:sz w:val="22"/>
           <w:szCs w:val="21"/>
         </w:rPr>
         <w:t xml:space="preserve">30 + 20 + 6 = </w:t>
@@ -1158,35 +1167,35 @@
           <w:rFonts w:ascii="Avenir Next" w:hAnsi="Avenir Next" w:cs="Avenir Next" w:eastAsia="Avenir Next"/>
           <w:b/>
           <w:color w:val="003A70"/>
+          <w:sz w:val="22"/>
+          <w:szCs w:val="18"/>
+        </w:rPr>
+        <w:t xml:space="preserve">Step 3</w:t>
+      </w:r>
+      <w:r>
+        <w:rPr>
+          <w:rFonts w:ascii="Avenir Next" w:hAnsi="Avenir Next" w:cs="Avenir Next" w:eastAsia="Avenir Next"/>
+          <w:color w:val="1A1A1A"/>
           <w:sz w:val="18"/>
           <w:szCs w:val="18"/>
         </w:rPr>
-        <w:t xml:space="preserve">Step 3</w:t>
-      </w:r>
-      <w:r>
-        <w:rPr>
-          <w:rFonts w:ascii="Avenir Next" w:hAnsi="Avenir Next" w:cs="Avenir Next" w:eastAsia="Avenir Next"/>
-          <w:color w:val="1A1A1A"/>
-          <w:sz w:val="18"/>
-          <w:szCs w:val="18"/>
-        </w:rPr>
         <w:tab/>
       </w:r>
       <w:r>
         <w:rPr>
           <w:rFonts w:ascii="Avenir Next" w:hAnsi="Avenir Next" w:cs="Avenir Next" w:eastAsia="Avenir Next"/>
           <w:color w:val="1A1A1A"/>
+          <w:sz w:val="22"/>
+          <w:szCs w:val="21"/>
+        </w:rPr>
+        <w:t xml:space="preserve">2 × 56 = </w:t>
+      </w:r>
+      <w:r>
+        <w:rPr>
+          <w:rFonts w:ascii="Avenir Next" w:hAnsi="Avenir Next" w:cs="Avenir Next" w:eastAsia="Avenir Next"/>
+          <w:color w:val="1A1A1A"/>
           <w:sz w:val="21"/>
           <w:szCs w:val="21"/>
-        </w:rPr>
-        <w:t xml:space="preserve">2 × 56 = </w:t>
-      </w:r>
-      <w:r>
-        <w:rPr>
-          <w:rFonts w:ascii="Avenir Next" w:hAnsi="Avenir Next" w:cs="Avenir Next" w:eastAsia="Avenir Next"/>
-          <w:color w:val="1A1A1A"/>
-          <w:sz w:val="21"/>
-          <w:szCs w:val="21"/>
           <w:u w:val="single"/>
         </w:rPr>
         <w:t xml:space="preserve">                </w:t>
@@ -1195,7 +1204,7 @@
         <w:rPr>
           <w:rFonts w:ascii="Avenir Next" w:hAnsi="Avenir Next" w:cs="Avenir Next" w:eastAsia="Avenir Next"/>
           <w:color w:val="1A1A1A"/>
-          <w:sz w:val="21"/>
+          <w:sz w:val="22"/>
           <w:szCs w:val="21"/>
         </w:rPr>
         <w:t xml:space="preserve"> in²</w:t>
@@ -1208,6 +1217,7 @@
     </w:p>
     <w:p>
       <w:pPr>
+        <w:pStyle w:val="Heading2"/>
         <w:keepNext/>
         <w:pBdr>
           <w:bottom w:val="single" w:sz="8" w:space="3" w:color="003A70"/>
@@ -1223,7 +1233,7 @@
           <w:b/>
           <w:color w:val="003A70"/>
           <w:spacing w:val="14"/>
-          <w:sz w:val="19"/>
+          <w:sz w:val="22"/>
           <w:szCs w:val="19"/>
         </w:rPr>
         <w:t xml:space="preserve">YOUR TURN</w:t>
@@ -1242,7 +1252,7 @@
           <w:rFonts w:ascii="Avenir Next" w:hAnsi="Avenir Next" w:cs="Avenir Next" w:eastAsia="Avenir Next"/>
           <w:i/>
           <w:color w:val="5A5F66"/>
-          <w:sz w:val="17"/>
+          <w:sz w:val="22"/>
           <w:szCs w:val="17"/>
         </w:rPr>
         <w:t xml:space="preserve">use the steps on your own</w:t>
@@ -1413,7 +1423,7 @@
                       <w:szCs w:val="22"/>
                       <w:u w:val="single"/>
                     </w:rPr>
-                    <w:t xml:space="preserve">        </w:t>
+                    <w:t xml:space="preserve">            </w:t>
                   </w:r>
                 </w:p>
               </w:tc>
@@ -1475,7 +1485,7 @@
                       <w:szCs w:val="22"/>
                       <w:u w:val="single"/>
                     </w:rPr>
-                    <w:t xml:space="preserve">        </w:t>
+                    <w:t xml:space="preserve">            </w:t>
                   </w:r>
                 </w:p>
               </w:tc>
@@ -1543,7 +1553,7 @@
                       <w:szCs w:val="22"/>
                       <w:u w:val="single"/>
                     </w:rPr>
-                    <w:t xml:space="preserve">        </w:t>
+                    <w:t xml:space="preserve">            </w:t>
                   </w:r>
                 </w:p>
               </w:tc>
@@ -1605,7 +1615,7 @@
                       <w:szCs w:val="22"/>
                       <w:u w:val="single"/>
                     </w:rPr>
-                    <w:t xml:space="preserve">        </w:t>
+                    <w:t xml:space="preserve">            </w:t>
                   </w:r>
                 </w:p>
               </w:tc>
@@ -1628,7 +1638,7 @@
       <w:pPr>
         <w:pageBreakBefore/>
         <w:keepNext/>
-        <w:spacing w:before="0" w:after="12" w:line="264" w:lineRule="auto"/>
+        <w:spacing w:before="0" w:after="12" w:line="252" w:lineRule="auto"/>
       </w:pPr>
       <w:r>
         <w:rPr>
@@ -1637,7 +1647,7 @@
           <w:caps/>
           <w:color w:val="003A70"/>
           <w:spacing w:val="12"/>
-          <w:sz w:val="19"/>
+          <w:sz w:val="22"/>
           <w:szCs w:val="19"/>
         </w:rPr>
         <w:t xml:space="preserve">Lesson 5-7  ·  Session 2  ·  Prerequisite Practice B  ·  Skill 2 of 2</w:t>
@@ -1645,6 +1655,7 @@
     </w:p>
     <w:p>
       <w:pPr>
+        <w:pStyle w:val="Heading1"/>
         <w:keepNext/>
         <w:spacing w:before="0" w:after="10" w:line="240" w:lineRule="auto"/>
       </w:pPr>
@@ -1664,13 +1675,13 @@
         <w:pBdr>
           <w:bottom w:val="single" w:sz="4" w:space="5" w:color="C9CDD2"/>
         </w:pBdr>
-        <w:spacing w:before="0" w:after="60" w:line="264" w:lineRule="auto"/>
+        <w:spacing w:before="0" w:after="60" w:line="252" w:lineRule="auto"/>
       </w:pPr>
       <w:r>
         <w:rPr>
           <w:rFonts w:ascii="Avenir Next" w:hAnsi="Avenir Next" w:cs="Avenir Next" w:eastAsia="Avenir Next"/>
           <w:color w:val="5A5F66"/>
-          <w:sz w:val="17"/>
+          <w:sz w:val="22"/>
           <w:szCs w:val="17"/>
         </w:rPr>
         <w:t xml:space="preserve">Builds on Lesson 5-2 Session 1 · 6.G.A.1</w:t>
@@ -1713,7 +1724,8 @@
           </w:tcPr>
           <w:p>
             <w:pPr>
-              <w:spacing w:before="0" w:after="0" w:line="252" w:lineRule="auto"/>
+              <w:pStyle w:val="Heading2"/>
+              <w:spacing w:before="0" w:after="0" w:line="246" w:lineRule="auto"/>
             </w:pPr>
             <w:r>
               <w:rPr>
@@ -1736,13 +1748,13 @@
           </w:tcPr>
           <w:p>
             <w:pPr>
-              <w:spacing w:before="0" w:after="0" w:line="264" w:lineRule="auto"/>
+              <w:spacing w:before="0" w:after="0" w:line="252" w:lineRule="auto"/>
             </w:pPr>
             <w:r>
               <w:rPr>
                 <w:rFonts w:ascii="Avenir Next" w:hAnsi="Avenir Next" w:cs="Avenir Next" w:eastAsia="Avenir Next"/>
                 <w:color w:val="1A1A1A"/>
-                <w:sz w:val="20"/>
+                <w:sz w:val="22"/>
                 <w:szCs w:val="20"/>
               </w:rPr>
               <w:t xml:space="preserve">You will find the triangle ends of a prism, like ½ × 24 × 5.</w:t>
@@ -1762,7 +1774,8 @@
           </w:tcPr>
           <w:p>
             <w:pPr>
-              <w:spacing w:before="0" w:after="0" w:line="252" w:lineRule="auto"/>
+              <w:pStyle w:val="Heading2"/>
+              <w:spacing w:before="0" w:after="0" w:line="246" w:lineRule="auto"/>
             </w:pPr>
             <w:r>
               <w:rPr>
@@ -1785,13 +1798,13 @@
           </w:tcPr>
           <w:p>
             <w:pPr>
-              <w:spacing w:before="0" w:after="0" w:line="264" w:lineRule="auto"/>
+              <w:spacing w:before="0" w:after="0" w:line="252" w:lineRule="auto"/>
             </w:pPr>
             <w:r>
               <w:rPr>
                 <w:rFonts w:ascii="Avenir Next" w:hAnsi="Avenir Next" w:cs="Avenir Next" w:eastAsia="Avenir Next"/>
                 <w:color w:val="1A1A1A"/>
-                <w:sz w:val="20"/>
+                <w:sz w:val="22"/>
                 <w:szCs w:val="20"/>
               </w:rPr>
               <w:t xml:space="preserve">Find a triangle’s area with its height, not a slanted side.  </w:t>
@@ -1801,7 +1814,7 @@
                 <w:rFonts w:ascii="Avenir Next" w:hAnsi="Avenir Next" w:cs="Avenir Next" w:eastAsia="Avenir Next"/>
                 <w:b/>
                 <w:color w:val="1A1A1A"/>
-                <w:sz w:val="20"/>
+                <w:sz w:val="22"/>
                 <w:szCs w:val="20"/>
               </w:rPr>
               <w:t xml:space="preserve">You will use it in Practice Form A, problems 1, 2, and 7.</w:t>
@@ -1812,6 +1825,7 @@
     </w:tbl>
     <w:p>
       <w:pPr>
+        <w:pStyle w:val="Heading2"/>
         <w:keepNext/>
         <w:pBdr>
           <w:bottom w:val="single" w:sz="8" w:space="3" w:color="003A70"/>
@@ -1827,7 +1841,7 @@
           <w:b/>
           <w:color w:val="003A70"/>
           <w:spacing w:val="14"/>
-          <w:sz w:val="19"/>
+          <w:sz w:val="22"/>
           <w:szCs w:val="19"/>
         </w:rPr>
         <w:t xml:space="preserve">STEPS TO FOLLOW</w:t>
@@ -1846,7 +1860,7 @@
           <w:rFonts w:ascii="Avenir Next" w:hAnsi="Avenir Next" w:cs="Avenir Next" w:eastAsia="Avenir Next"/>
           <w:i/>
           <w:color w:val="5A5F66"/>
-          <w:sz w:val="17"/>
+          <w:sz w:val="22"/>
           <w:szCs w:val="17"/>
         </w:rPr>
         <w:t xml:space="preserve">use these same steps on every problem</w:t>
@@ -1888,6 +1902,7 @@
           </w:tcPr>
           <w:p>
             <w:pPr>
+              <w:pStyle w:val="Heading1"/>
               <w:spacing w:before="0" w:after="0" w:line="240" w:lineRule="auto"/>
               <w:jc w:val="center"/>
             </w:pPr>
@@ -1910,14 +1925,14 @@
           </w:tcPr>
           <w:p>
             <w:pPr>
-              <w:spacing w:before="0" w:after="0" w:line="264" w:lineRule="auto"/>
+              <w:spacing w:before="0" w:after="0" w:line="252" w:lineRule="auto"/>
             </w:pPr>
             <w:r>
               <w:rPr>
                 <w:rFonts w:ascii="Avenir Next" w:hAnsi="Avenir Next" w:cs="Avenir Next" w:eastAsia="Avenir Next"/>
                 <w:b/>
                 <w:color w:val="1A1A1A"/>
-                <w:sz w:val="21"/>
+                <w:sz w:val="22"/>
                 <w:szCs w:val="21"/>
               </w:rPr>
               <w:t xml:space="preserve">Pick</w:t>
@@ -1926,7 +1941,7 @@
               <w:rPr>
                 <w:rFonts w:ascii="Avenir Next" w:hAnsi="Avenir Next" w:cs="Avenir Next" w:eastAsia="Avenir Next"/>
                 <w:color w:val="1A1A1A"/>
-                <w:sz w:val="21"/>
+                <w:sz w:val="22"/>
                 <w:szCs w:val="21"/>
               </w:rPr>
               <w:t xml:space="preserve"> the base and the height that meet at a square corner.</w:t>
@@ -1945,6 +1960,7 @@
           </w:tcPr>
           <w:p>
             <w:pPr>
+              <w:pStyle w:val="Heading1"/>
               <w:spacing w:before="0" w:after="0" w:line="240" w:lineRule="auto"/>
               <w:jc w:val="center"/>
             </w:pPr>
@@ -1967,14 +1983,14 @@
           </w:tcPr>
           <w:p>
             <w:pPr>
-              <w:spacing w:before="0" w:after="0" w:line="264" w:lineRule="auto"/>
+              <w:spacing w:before="0" w:after="0" w:line="252" w:lineRule="auto"/>
             </w:pPr>
             <w:r>
               <w:rPr>
                 <w:rFonts w:ascii="Avenir Next" w:hAnsi="Avenir Next" w:cs="Avenir Next" w:eastAsia="Avenir Next"/>
                 <w:b/>
                 <w:color w:val="1A1A1A"/>
-                <w:sz w:val="21"/>
+                <w:sz w:val="22"/>
                 <w:szCs w:val="21"/>
               </w:rPr>
               <w:t xml:space="preserve">Halve</w:t>
@@ -1983,7 +1999,7 @@
               <w:rPr>
                 <w:rFonts w:ascii="Avenir Next" w:hAnsi="Avenir Next" w:cs="Avenir Next" w:eastAsia="Avenir Next"/>
                 <w:color w:val="1A1A1A"/>
-                <w:sz w:val="21"/>
+                <w:sz w:val="22"/>
                 <w:szCs w:val="21"/>
               </w:rPr>
               <w:t xml:space="preserve"> the even number.</w:t>
@@ -2002,6 +2018,7 @@
           </w:tcPr>
           <w:p>
             <w:pPr>
+              <w:pStyle w:val="Heading1"/>
               <w:spacing w:before="0" w:after="0" w:line="240" w:lineRule="auto"/>
               <w:jc w:val="center"/>
             </w:pPr>
@@ -2024,14 +2041,14 @@
           </w:tcPr>
           <w:p>
             <w:pPr>
-              <w:spacing w:before="0" w:after="0" w:line="264" w:lineRule="auto"/>
+              <w:spacing w:before="0" w:after="0" w:line="252" w:lineRule="auto"/>
             </w:pPr>
             <w:r>
               <w:rPr>
                 <w:rFonts w:ascii="Avenir Next" w:hAnsi="Avenir Next" w:cs="Avenir Next" w:eastAsia="Avenir Next"/>
                 <w:b/>
                 <w:color w:val="1A1A1A"/>
-                <w:sz w:val="21"/>
+                <w:sz w:val="22"/>
                 <w:szCs w:val="21"/>
               </w:rPr>
               <w:t xml:space="preserve">Multiply</w:t>
@@ -2040,7 +2057,7 @@
               <w:rPr>
                 <w:rFonts w:ascii="Avenir Next" w:hAnsi="Avenir Next" w:cs="Avenir Next" w:eastAsia="Avenir Next"/>
                 <w:color w:val="1A1A1A"/>
-                <w:sz w:val="21"/>
+                <w:sz w:val="22"/>
                 <w:szCs w:val="21"/>
               </w:rPr>
               <w:t xml:space="preserve">. Write square units.</w:t>
@@ -2051,6 +2068,7 @@
     </w:tbl>
     <w:p>
       <w:pPr>
+        <w:pStyle w:val="Heading2"/>
         <w:keepNext/>
         <w:pBdr>
           <w:bottom w:val="single" w:sz="8" w:space="3" w:color="003A70"/>
@@ -2066,7 +2084,7 @@
           <w:b/>
           <w:color w:val="003A70"/>
           <w:spacing w:val="14"/>
-          <w:sz w:val="19"/>
+          <w:sz w:val="22"/>
           <w:szCs w:val="19"/>
         </w:rPr>
         <w:t xml:space="preserve">WATCH ME</w:t>
@@ -2085,7 +2103,7 @@
           <w:rFonts w:ascii="Avenir Next" w:hAnsi="Avenir Next" w:cs="Avenir Next" w:eastAsia="Avenir Next"/>
           <w:i/>
           <w:color w:val="5A5F66"/>
-          <w:sz w:val="17"/>
+          <w:sz w:val="22"/>
           <w:szCs w:val="17"/>
         </w:rPr>
         <w:t xml:space="preserve">the steps in action</w:t>
@@ -2093,14 +2111,14 @@
     </w:p>
     <w:p>
       <w:pPr>
-        <w:spacing w:before="0" w:after="40" w:line="264" w:lineRule="auto"/>
-      </w:pPr>
-      <w:r>
-        <w:rPr>
-          <w:rFonts w:ascii="Avenir Next" w:hAnsi="Avenir Next" w:cs="Avenir Next" w:eastAsia="Avenir Next"/>
-          <w:b/>
-          <w:color w:val="1A1A1A"/>
-          <w:sz w:val="21"/>
+        <w:spacing w:before="0" w:after="40" w:line="252" w:lineRule="auto"/>
+      </w:pPr>
+      <w:r>
+        <w:rPr>
+          <w:rFonts w:ascii="Avenir Next" w:hAnsi="Avenir Next" w:cs="Avenir Next" w:eastAsia="Avenir Next"/>
+          <w:b/>
+          <w:color w:val="1A1A1A"/>
+          <w:sz w:val="22"/>
           <w:szCs w:val="21"/>
         </w:rPr>
         <w:t xml:space="preserve">A right triangle has legs 16 cm and 12 cm. Its long side is 20 cm. Find its area.</w:t>
@@ -2111,7 +2129,7 @@
         <w:tabs>
           <w:tab w:val="left" w:pos="950"/>
         </w:tabs>
-        <w:spacing w:before="0" w:after="24" w:line="256" w:lineRule="auto"/>
+        <w:spacing w:before="0" w:after="24" w:line="248" w:lineRule="auto"/>
         <w:ind w:left="950" w:hanging="950"/>
       </w:pPr>
       <w:r>
@@ -2119,25 +2137,25 @@
           <w:rFonts w:ascii="Avenir Next" w:hAnsi="Avenir Next" w:cs="Avenir Next" w:eastAsia="Avenir Next"/>
           <w:b/>
           <w:color w:val="003A70"/>
+          <w:sz w:val="22"/>
+          <w:szCs w:val="19"/>
+        </w:rPr>
+        <w:t xml:space="preserve">Step 1</w:t>
+      </w:r>
+      <w:r>
+        <w:rPr>
+          <w:rFonts w:ascii="Avenir Next" w:hAnsi="Avenir Next" w:cs="Avenir Next" w:eastAsia="Avenir Next"/>
+          <w:color w:val="1A1A1A"/>
           <w:sz w:val="19"/>
           <w:szCs w:val="19"/>
         </w:rPr>
-        <w:t xml:space="preserve">Step 1</w:t>
-      </w:r>
-      <w:r>
-        <w:rPr>
-          <w:rFonts w:ascii="Avenir Next" w:hAnsi="Avenir Next" w:cs="Avenir Next" w:eastAsia="Avenir Next"/>
-          <w:color w:val="1A1A1A"/>
-          <w:sz w:val="19"/>
-          <w:szCs w:val="19"/>
-        </w:rPr>
         <w:tab/>
       </w:r>
       <w:r>
         <w:rPr>
           <w:rFonts w:ascii="Avenir Next" w:hAnsi="Avenir Next" w:cs="Avenir Next" w:eastAsia="Avenir Next"/>
           <w:color w:val="1A1A1A"/>
-          <w:sz w:val="21"/>
+          <w:sz w:val="22"/>
           <w:szCs w:val="21"/>
         </w:rPr>
         <w:t xml:space="preserve">Base 16 and height 12. Skip the 20.</w:t>
@@ -2148,7 +2166,7 @@
         <w:tabs>
           <w:tab w:val="left" w:pos="950"/>
         </w:tabs>
-        <w:spacing w:before="0" w:after="24" w:line="256" w:lineRule="auto"/>
+        <w:spacing w:before="0" w:after="24" w:line="248" w:lineRule="auto"/>
         <w:ind w:left="950" w:hanging="950"/>
       </w:pPr>
       <w:r>
@@ -2156,25 +2174,25 @@
           <w:rFonts w:ascii="Avenir Next" w:hAnsi="Avenir Next" w:cs="Avenir Next" w:eastAsia="Avenir Next"/>
           <w:b/>
           <w:color w:val="003A70"/>
+          <w:sz w:val="22"/>
+          <w:szCs w:val="19"/>
+        </w:rPr>
+        <w:t xml:space="preserve">Step 2</w:t>
+      </w:r>
+      <w:r>
+        <w:rPr>
+          <w:rFonts w:ascii="Avenir Next" w:hAnsi="Avenir Next" w:cs="Avenir Next" w:eastAsia="Avenir Next"/>
+          <w:color w:val="1A1A1A"/>
           <w:sz w:val="19"/>
           <w:szCs w:val="19"/>
         </w:rPr>
-        <w:t xml:space="preserve">Step 2</w:t>
-      </w:r>
-      <w:r>
-        <w:rPr>
-          <w:rFonts w:ascii="Avenir Next" w:hAnsi="Avenir Next" w:cs="Avenir Next" w:eastAsia="Avenir Next"/>
-          <w:color w:val="1A1A1A"/>
-          <w:sz w:val="19"/>
-          <w:szCs w:val="19"/>
-        </w:rPr>
         <w:tab/>
       </w:r>
       <w:r>
         <w:rPr>
           <w:rFonts w:ascii="Avenir Next" w:hAnsi="Avenir Next" w:cs="Avenir Next" w:eastAsia="Avenir Next"/>
           <w:color w:val="1A1A1A"/>
-          <w:sz w:val="21"/>
+          <w:sz w:val="22"/>
           <w:szCs w:val="21"/>
         </w:rPr>
         <w:t xml:space="preserve">Half of 16 is 8.</w:t>
@@ -2185,7 +2203,7 @@
         <w:tabs>
           <w:tab w:val="left" w:pos="950"/>
         </w:tabs>
-        <w:spacing w:before="0" w:after="24" w:line="256" w:lineRule="auto"/>
+        <w:spacing w:before="0" w:after="24" w:line="248" w:lineRule="auto"/>
         <w:ind w:left="950" w:hanging="950"/>
       </w:pPr>
       <w:r>
@@ -2193,25 +2211,25 @@
           <w:rFonts w:ascii="Avenir Next" w:hAnsi="Avenir Next" w:cs="Avenir Next" w:eastAsia="Avenir Next"/>
           <w:b/>
           <w:color w:val="003A70"/>
+          <w:sz w:val="22"/>
+          <w:szCs w:val="19"/>
+        </w:rPr>
+        <w:t xml:space="preserve">Step 3</w:t>
+      </w:r>
+      <w:r>
+        <w:rPr>
+          <w:rFonts w:ascii="Avenir Next" w:hAnsi="Avenir Next" w:cs="Avenir Next" w:eastAsia="Avenir Next"/>
+          <w:color w:val="1A1A1A"/>
           <w:sz w:val="19"/>
           <w:szCs w:val="19"/>
         </w:rPr>
-        <w:t xml:space="preserve">Step 3</w:t>
-      </w:r>
-      <w:r>
-        <w:rPr>
-          <w:rFonts w:ascii="Avenir Next" w:hAnsi="Avenir Next" w:cs="Avenir Next" w:eastAsia="Avenir Next"/>
-          <w:color w:val="1A1A1A"/>
-          <w:sz w:val="19"/>
-          <w:szCs w:val="19"/>
-        </w:rPr>
         <w:tab/>
       </w:r>
       <w:r>
         <w:rPr>
           <w:rFonts w:ascii="Avenir Next" w:hAnsi="Avenir Next" w:cs="Avenir Next" w:eastAsia="Avenir Next"/>
           <w:color w:val="1A1A1A"/>
-          <w:sz w:val="21"/>
+          <w:sz w:val="22"/>
           <w:szCs w:val="21"/>
         </w:rPr>
         <w:t xml:space="preserve">8 × 12 = 96.</w:t>
@@ -2222,7 +2240,7 @@
         <w:tabs>
           <w:tab w:val="left" w:pos="950"/>
         </w:tabs>
-        <w:spacing w:before="20" w:after="0" w:line="256" w:lineRule="auto"/>
+        <w:spacing w:before="20" w:after="0" w:line="248" w:lineRule="auto"/>
         <w:ind w:left="950" w:hanging="950"/>
       </w:pPr>
       <w:r>
@@ -2230,18 +2248,18 @@
           <w:rFonts w:ascii="Avenir Next" w:hAnsi="Avenir Next" w:cs="Avenir Next" w:eastAsia="Avenir Next"/>
           <w:b/>
           <w:color w:val="1A1A1A"/>
+          <w:sz w:val="22"/>
+          <w:szCs w:val="21"/>
+        </w:rPr>
+        <w:t xml:space="preserve">Answer</w:t>
+      </w:r>
+      <w:r>
+        <w:rPr>
+          <w:rFonts w:ascii="Avenir Next" w:hAnsi="Avenir Next" w:cs="Avenir Next" w:eastAsia="Avenir Next"/>
+          <w:color w:val="1A1A1A"/>
           <w:sz w:val="21"/>
           <w:szCs w:val="21"/>
         </w:rPr>
-        <w:t xml:space="preserve">Answer</w:t>
-      </w:r>
-      <w:r>
-        <w:rPr>
-          <w:rFonts w:ascii="Avenir Next" w:hAnsi="Avenir Next" w:cs="Avenir Next" w:eastAsia="Avenir Next"/>
-          <w:color w:val="1A1A1A"/>
-          <w:sz w:val="21"/>
-          <w:szCs w:val="21"/>
-        </w:rPr>
         <w:tab/>
       </w:r>
       <w:r>
@@ -2249,7 +2267,7 @@
           <w:rFonts w:ascii="Avenir Next" w:hAnsi="Avenir Next" w:cs="Avenir Next" w:eastAsia="Avenir Next"/>
           <w:b/>
           <w:color w:val="1A1A1A"/>
-          <w:sz w:val="21"/>
+          <w:sz w:val="22"/>
           <w:szCs w:val="21"/>
         </w:rPr>
         <w:t xml:space="preserve">96 cm²</w:t>
@@ -2257,6 +2275,7 @@
     </w:p>
     <w:p>
       <w:pPr>
+        <w:pStyle w:val="Heading2"/>
         <w:keepNext/>
         <w:pBdr>
           <w:bottom w:val="single" w:sz="8" w:space="3" w:color="003A70"/>
@@ -2272,7 +2291,7 @@
           <w:b/>
           <w:color w:val="003A70"/>
           <w:spacing w:val="14"/>
-          <w:sz w:val="19"/>
+          <w:sz w:val="22"/>
           <w:szCs w:val="19"/>
         </w:rPr>
         <w:t xml:space="preserve">TRY IT WITH HELP</w:t>
@@ -2291,7 +2310,7 @@
           <w:rFonts w:ascii="Avenir Next" w:hAnsi="Avenir Next" w:cs="Avenir Next" w:eastAsia="Avenir Next"/>
           <w:i/>
           <w:color w:val="5A5F66"/>
-          <w:sz w:val="17"/>
+          <w:sz w:val="22"/>
           <w:szCs w:val="17"/>
         </w:rPr>
         <w:t xml:space="preserve">fill in each step</w:t>
@@ -2303,7 +2322,7 @@
         <w:tabs>
           <w:tab w:val="left" w:pos="432"/>
         </w:tabs>
-        <w:spacing w:before="90" w:after="40" w:line="268" w:lineRule="auto"/>
+        <w:spacing w:before="90" w:after="40" w:line="254" w:lineRule="auto"/>
         <w:ind w:left="432" w:hanging="432"/>
       </w:pPr>
       <w:r>
@@ -2341,7 +2360,7 @@
         <w:tabs>
           <w:tab w:val="left" w:pos="1300"/>
         </w:tabs>
-        <w:spacing w:before="0" w:after="24" w:line="272" w:lineRule="auto"/>
+        <w:spacing w:before="0" w:after="24" w:line="256" w:lineRule="auto"/>
         <w:ind w:left="1300" w:hanging="868"/>
       </w:pPr>
       <w:r>
@@ -2349,35 +2368,35 @@
           <w:rFonts w:ascii="Avenir Next" w:hAnsi="Avenir Next" w:cs="Avenir Next" w:eastAsia="Avenir Next"/>
           <w:b/>
           <w:color w:val="003A70"/>
+          <w:sz w:val="22"/>
+          <w:szCs w:val="18"/>
+        </w:rPr>
+        <w:t xml:space="preserve">Step 1</w:t>
+      </w:r>
+      <w:r>
+        <w:rPr>
+          <w:rFonts w:ascii="Avenir Next" w:hAnsi="Avenir Next" w:cs="Avenir Next" w:eastAsia="Avenir Next"/>
+          <w:color w:val="1A1A1A"/>
           <w:sz w:val="18"/>
           <w:szCs w:val="18"/>
         </w:rPr>
-        <w:t xml:space="preserve">Step 1</w:t>
-      </w:r>
-      <w:r>
-        <w:rPr>
-          <w:rFonts w:ascii="Avenir Next" w:hAnsi="Avenir Next" w:cs="Avenir Next" w:eastAsia="Avenir Next"/>
-          <w:color w:val="1A1A1A"/>
-          <w:sz w:val="18"/>
-          <w:szCs w:val="18"/>
-        </w:rPr>
         <w:tab/>
       </w:r>
       <w:r>
         <w:rPr>
           <w:rFonts w:ascii="Avenir Next" w:hAnsi="Avenir Next" w:cs="Avenir Next" w:eastAsia="Avenir Next"/>
           <w:color w:val="1A1A1A"/>
+          <w:sz w:val="22"/>
+          <w:szCs w:val="21"/>
+        </w:rPr>
+        <w:t xml:space="preserve">Base </w:t>
+      </w:r>
+      <w:r>
+        <w:rPr>
+          <w:rFonts w:ascii="Avenir Next" w:hAnsi="Avenir Next" w:cs="Avenir Next" w:eastAsia="Avenir Next"/>
+          <w:color w:val="1A1A1A"/>
           <w:sz w:val="21"/>
           <w:szCs w:val="21"/>
-        </w:rPr>
-        <w:t xml:space="preserve">Base </w:t>
-      </w:r>
-      <w:r>
-        <w:rPr>
-          <w:rFonts w:ascii="Avenir Next" w:hAnsi="Avenir Next" w:cs="Avenir Next" w:eastAsia="Avenir Next"/>
-          <w:color w:val="1A1A1A"/>
-          <w:sz w:val="21"/>
-          <w:szCs w:val="21"/>
           <w:u w:val="single"/>
         </w:rPr>
         <w:t xml:space="preserve">                </w:t>
@@ -2386,7 +2405,7 @@
         <w:rPr>
           <w:rFonts w:ascii="Avenir Next" w:hAnsi="Avenir Next" w:cs="Avenir Next" w:eastAsia="Avenir Next"/>
           <w:color w:val="1A1A1A"/>
-          <w:sz w:val="21"/>
+          <w:sz w:val="22"/>
           <w:szCs w:val="21"/>
         </w:rPr>
         <w:t xml:space="preserve"> and height </w:t>
@@ -2408,7 +2427,7 @@
         <w:tabs>
           <w:tab w:val="left" w:pos="1300"/>
         </w:tabs>
-        <w:spacing w:before="0" w:after="24" w:line="272" w:lineRule="auto"/>
+        <w:spacing w:before="0" w:after="24" w:line="256" w:lineRule="auto"/>
         <w:ind w:left="1300" w:hanging="868"/>
       </w:pPr>
       <w:r>
@@ -2416,25 +2435,25 @@
           <w:rFonts w:ascii="Avenir Next" w:hAnsi="Avenir Next" w:cs="Avenir Next" w:eastAsia="Avenir Next"/>
           <w:b/>
           <w:color w:val="003A70"/>
+          <w:sz w:val="22"/>
+          <w:szCs w:val="18"/>
+        </w:rPr>
+        <w:t xml:space="preserve">Step 2</w:t>
+      </w:r>
+      <w:r>
+        <w:rPr>
+          <w:rFonts w:ascii="Avenir Next" w:hAnsi="Avenir Next" w:cs="Avenir Next" w:eastAsia="Avenir Next"/>
+          <w:color w:val="1A1A1A"/>
           <w:sz w:val="18"/>
           <w:szCs w:val="18"/>
         </w:rPr>
-        <w:t xml:space="preserve">Step 2</w:t>
-      </w:r>
-      <w:r>
-        <w:rPr>
-          <w:rFonts w:ascii="Avenir Next" w:hAnsi="Avenir Next" w:cs="Avenir Next" w:eastAsia="Avenir Next"/>
-          <w:color w:val="1A1A1A"/>
-          <w:sz w:val="18"/>
-          <w:szCs w:val="18"/>
-        </w:rPr>
         <w:tab/>
       </w:r>
       <w:r>
         <w:rPr>
           <w:rFonts w:ascii="Avenir Next" w:hAnsi="Avenir Next" w:cs="Avenir Next" w:eastAsia="Avenir Next"/>
           <w:color w:val="1A1A1A"/>
-          <w:sz w:val="21"/>
+          <w:sz w:val="22"/>
           <w:szCs w:val="21"/>
         </w:rPr>
         <w:t xml:space="preserve">Half of 12 is </w:t>
@@ -2456,7 +2475,7 @@
         <w:tabs>
           <w:tab w:val="left" w:pos="1300"/>
         </w:tabs>
-        <w:spacing w:before="0" w:after="24" w:line="272" w:lineRule="auto"/>
+        <w:spacing w:before="0" w:after="24" w:line="256" w:lineRule="auto"/>
         <w:ind w:left="1300" w:hanging="868"/>
       </w:pPr>
       <w:r>
@@ -2464,35 +2483,35 @@
           <w:rFonts w:ascii="Avenir Next" w:hAnsi="Avenir Next" w:cs="Avenir Next" w:eastAsia="Avenir Next"/>
           <w:b/>
           <w:color w:val="003A70"/>
+          <w:sz w:val="22"/>
+          <w:szCs w:val="18"/>
+        </w:rPr>
+        <w:t xml:space="preserve">Step 3</w:t>
+      </w:r>
+      <w:r>
+        <w:rPr>
+          <w:rFonts w:ascii="Avenir Next" w:hAnsi="Avenir Next" w:cs="Avenir Next" w:eastAsia="Avenir Next"/>
+          <w:color w:val="1A1A1A"/>
           <w:sz w:val="18"/>
           <w:szCs w:val="18"/>
         </w:rPr>
-        <w:t xml:space="preserve">Step 3</w:t>
-      </w:r>
-      <w:r>
-        <w:rPr>
-          <w:rFonts w:ascii="Avenir Next" w:hAnsi="Avenir Next" w:cs="Avenir Next" w:eastAsia="Avenir Next"/>
-          <w:color w:val="1A1A1A"/>
-          <w:sz w:val="18"/>
-          <w:szCs w:val="18"/>
-        </w:rPr>
         <w:tab/>
       </w:r>
       <w:r>
         <w:rPr>
           <w:rFonts w:ascii="Avenir Next" w:hAnsi="Avenir Next" w:cs="Avenir Next" w:eastAsia="Avenir Next"/>
           <w:color w:val="1A1A1A"/>
+          <w:sz w:val="22"/>
+          <w:szCs w:val="21"/>
+        </w:rPr>
+        <w:t xml:space="preserve">6 × 8 = </w:t>
+      </w:r>
+      <w:r>
+        <w:rPr>
+          <w:rFonts w:ascii="Avenir Next" w:hAnsi="Avenir Next" w:cs="Avenir Next" w:eastAsia="Avenir Next"/>
+          <w:color w:val="1A1A1A"/>
           <w:sz w:val="21"/>
           <w:szCs w:val="21"/>
-        </w:rPr>
-        <w:t xml:space="preserve">6 × 8 = </w:t>
-      </w:r>
-      <w:r>
-        <w:rPr>
-          <w:rFonts w:ascii="Avenir Next" w:hAnsi="Avenir Next" w:cs="Avenir Next" w:eastAsia="Avenir Next"/>
-          <w:color w:val="1A1A1A"/>
-          <w:sz w:val="21"/>
-          <w:szCs w:val="21"/>
           <w:u w:val="single"/>
         </w:rPr>
         <w:t xml:space="preserve">                </w:t>
@@ -2501,7 +2520,7 @@
         <w:rPr>
           <w:rFonts w:ascii="Avenir Next" w:hAnsi="Avenir Next" w:cs="Avenir Next" w:eastAsia="Avenir Next"/>
           <w:color w:val="1A1A1A"/>
-          <w:sz w:val="21"/>
+          <w:sz w:val="22"/>
           <w:szCs w:val="21"/>
         </w:rPr>
         <w:t xml:space="preserve"> ft²</w:t>
@@ -2518,7 +2537,7 @@
         <w:tabs>
           <w:tab w:val="left" w:pos="432"/>
         </w:tabs>
-        <w:spacing w:before="90" w:after="40" w:line="268" w:lineRule="auto"/>
+        <w:spacing w:before="90" w:after="40" w:line="254" w:lineRule="auto"/>
         <w:ind w:left="432" w:hanging="432"/>
       </w:pPr>
       <w:r>
@@ -2556,7 +2575,7 @@
         <w:tabs>
           <w:tab w:val="left" w:pos="1300"/>
         </w:tabs>
-        <w:spacing w:before="0" w:after="24" w:line="272" w:lineRule="auto"/>
+        <w:spacing w:before="0" w:after="24" w:line="256" w:lineRule="auto"/>
         <w:ind w:left="1300" w:hanging="868"/>
       </w:pPr>
       <w:r>
@@ -2564,35 +2583,35 @@
           <w:rFonts w:ascii="Avenir Next" w:hAnsi="Avenir Next" w:cs="Avenir Next" w:eastAsia="Avenir Next"/>
           <w:b/>
           <w:color w:val="003A70"/>
+          <w:sz w:val="22"/>
+          <w:szCs w:val="18"/>
+        </w:rPr>
+        <w:t xml:space="preserve">Step 1</w:t>
+      </w:r>
+      <w:r>
+        <w:rPr>
+          <w:rFonts w:ascii="Avenir Next" w:hAnsi="Avenir Next" w:cs="Avenir Next" w:eastAsia="Avenir Next"/>
+          <w:color w:val="1A1A1A"/>
           <w:sz w:val="18"/>
           <w:szCs w:val="18"/>
         </w:rPr>
-        <w:t xml:space="preserve">Step 1</w:t>
-      </w:r>
-      <w:r>
-        <w:rPr>
-          <w:rFonts w:ascii="Avenir Next" w:hAnsi="Avenir Next" w:cs="Avenir Next" w:eastAsia="Avenir Next"/>
-          <w:color w:val="1A1A1A"/>
-          <w:sz w:val="18"/>
-          <w:szCs w:val="18"/>
-        </w:rPr>
         <w:tab/>
       </w:r>
       <w:r>
         <w:rPr>
           <w:rFonts w:ascii="Avenir Next" w:hAnsi="Avenir Next" w:cs="Avenir Next" w:eastAsia="Avenir Next"/>
           <w:color w:val="1A1A1A"/>
+          <w:sz w:val="22"/>
+          <w:szCs w:val="21"/>
+        </w:rPr>
+        <w:t xml:space="preserve">Base </w:t>
+      </w:r>
+      <w:r>
+        <w:rPr>
+          <w:rFonts w:ascii="Avenir Next" w:hAnsi="Avenir Next" w:cs="Avenir Next" w:eastAsia="Avenir Next"/>
+          <w:color w:val="1A1A1A"/>
           <w:sz w:val="21"/>
           <w:szCs w:val="21"/>
-        </w:rPr>
-        <w:t xml:space="preserve">Base </w:t>
-      </w:r>
-      <w:r>
-        <w:rPr>
-          <w:rFonts w:ascii="Avenir Next" w:hAnsi="Avenir Next" w:cs="Avenir Next" w:eastAsia="Avenir Next"/>
-          <w:color w:val="1A1A1A"/>
-          <w:sz w:val="21"/>
-          <w:szCs w:val="21"/>
           <w:u w:val="single"/>
         </w:rPr>
         <w:t xml:space="preserve">                </w:t>
@@ -2601,7 +2620,7 @@
         <w:rPr>
           <w:rFonts w:ascii="Avenir Next" w:hAnsi="Avenir Next" w:cs="Avenir Next" w:eastAsia="Avenir Next"/>
           <w:color w:val="1A1A1A"/>
-          <w:sz w:val="21"/>
+          <w:sz w:val="22"/>
           <w:szCs w:val="21"/>
         </w:rPr>
         <w:t xml:space="preserve"> and height </w:t>
@@ -2623,7 +2642,7 @@
         <w:tabs>
           <w:tab w:val="left" w:pos="1300"/>
         </w:tabs>
-        <w:spacing w:before="0" w:after="24" w:line="272" w:lineRule="auto"/>
+        <w:spacing w:before="0" w:after="24" w:line="256" w:lineRule="auto"/>
         <w:ind w:left="1300" w:hanging="868"/>
       </w:pPr>
       <w:r>
@@ -2631,25 +2650,25 @@
           <w:rFonts w:ascii="Avenir Next" w:hAnsi="Avenir Next" w:cs="Avenir Next" w:eastAsia="Avenir Next"/>
           <w:b/>
           <w:color w:val="003A70"/>
+          <w:sz w:val="22"/>
+          <w:szCs w:val="18"/>
+        </w:rPr>
+        <w:t xml:space="preserve">Step 2</w:t>
+      </w:r>
+      <w:r>
+        <w:rPr>
+          <w:rFonts w:ascii="Avenir Next" w:hAnsi="Avenir Next" w:cs="Avenir Next" w:eastAsia="Avenir Next"/>
+          <w:color w:val="1A1A1A"/>
           <w:sz w:val="18"/>
           <w:szCs w:val="18"/>
         </w:rPr>
-        <w:t xml:space="preserve">Step 2</w:t>
-      </w:r>
-      <w:r>
-        <w:rPr>
-          <w:rFonts w:ascii="Avenir Next" w:hAnsi="Avenir Next" w:cs="Avenir Next" w:eastAsia="Avenir Next"/>
-          <w:color w:val="1A1A1A"/>
-          <w:sz w:val="18"/>
-          <w:szCs w:val="18"/>
-        </w:rPr>
         <w:tab/>
       </w:r>
       <w:r>
         <w:rPr>
           <w:rFonts w:ascii="Avenir Next" w:hAnsi="Avenir Next" w:cs="Avenir Next" w:eastAsia="Avenir Next"/>
           <w:color w:val="1A1A1A"/>
-          <w:sz w:val="21"/>
+          <w:sz w:val="22"/>
           <w:szCs w:val="21"/>
         </w:rPr>
         <w:t xml:space="preserve">Half of 40 is </w:t>
@@ -2671,7 +2690,7 @@
         <w:tabs>
           <w:tab w:val="left" w:pos="1300"/>
         </w:tabs>
-        <w:spacing w:before="0" w:after="24" w:line="272" w:lineRule="auto"/>
+        <w:spacing w:before="0" w:after="24" w:line="256" w:lineRule="auto"/>
         <w:ind w:left="1300" w:hanging="868"/>
       </w:pPr>
       <w:r>
@@ -2679,35 +2698,35 @@
           <w:rFonts w:ascii="Avenir Next" w:hAnsi="Avenir Next" w:cs="Avenir Next" w:eastAsia="Avenir Next"/>
           <w:b/>
           <w:color w:val="003A70"/>
+          <w:sz w:val="22"/>
+          <w:szCs w:val="18"/>
+        </w:rPr>
+        <w:t xml:space="preserve">Step 3</w:t>
+      </w:r>
+      <w:r>
+        <w:rPr>
+          <w:rFonts w:ascii="Avenir Next" w:hAnsi="Avenir Next" w:cs="Avenir Next" w:eastAsia="Avenir Next"/>
+          <w:color w:val="1A1A1A"/>
           <w:sz w:val="18"/>
           <w:szCs w:val="18"/>
         </w:rPr>
-        <w:t xml:space="preserve">Step 3</w:t>
-      </w:r>
-      <w:r>
-        <w:rPr>
-          <w:rFonts w:ascii="Avenir Next" w:hAnsi="Avenir Next" w:cs="Avenir Next" w:eastAsia="Avenir Next"/>
-          <w:color w:val="1A1A1A"/>
-          <w:sz w:val="18"/>
-          <w:szCs w:val="18"/>
-        </w:rPr>
         <w:tab/>
       </w:r>
       <w:r>
         <w:rPr>
           <w:rFonts w:ascii="Avenir Next" w:hAnsi="Avenir Next" w:cs="Avenir Next" w:eastAsia="Avenir Next"/>
           <w:color w:val="1A1A1A"/>
+          <w:sz w:val="22"/>
+          <w:szCs w:val="21"/>
+        </w:rPr>
+        <w:t xml:space="preserve">20 × 9 = </w:t>
+      </w:r>
+      <w:r>
+        <w:rPr>
+          <w:rFonts w:ascii="Avenir Next" w:hAnsi="Avenir Next" w:cs="Avenir Next" w:eastAsia="Avenir Next"/>
+          <w:color w:val="1A1A1A"/>
           <w:sz w:val="21"/>
           <w:szCs w:val="21"/>
-        </w:rPr>
-        <w:t xml:space="preserve">20 × 9 = </w:t>
-      </w:r>
-      <w:r>
-        <w:rPr>
-          <w:rFonts w:ascii="Avenir Next" w:hAnsi="Avenir Next" w:cs="Avenir Next" w:eastAsia="Avenir Next"/>
-          <w:color w:val="1A1A1A"/>
-          <w:sz w:val="21"/>
-          <w:szCs w:val="21"/>
           <w:u w:val="single"/>
         </w:rPr>
         <w:t xml:space="preserve">                </w:t>
@@ -2716,7 +2735,7 @@
         <w:rPr>
           <w:rFonts w:ascii="Avenir Next" w:hAnsi="Avenir Next" w:cs="Avenir Next" w:eastAsia="Avenir Next"/>
           <w:color w:val="1A1A1A"/>
-          <w:sz w:val="21"/>
+          <w:sz w:val="22"/>
           <w:szCs w:val="21"/>
         </w:rPr>
         <w:t xml:space="preserve"> m²</w:t>
@@ -2729,6 +2748,7 @@
     </w:p>
     <w:p>
       <w:pPr>
+        <w:pStyle w:val="Heading2"/>
         <w:keepNext/>
         <w:pBdr>
           <w:bottom w:val="single" w:sz="8" w:space="3" w:color="003A70"/>
@@ -2744,7 +2764,7 @@
           <w:b/>
           <w:color w:val="003A70"/>
           <w:spacing w:val="14"/>
-          <w:sz w:val="19"/>
+          <w:sz w:val="22"/>
           <w:szCs w:val="19"/>
         </w:rPr>
         <w:t xml:space="preserve">YOUR TURN</w:t>
@@ -2763,7 +2783,7 @@
           <w:rFonts w:ascii="Avenir Next" w:hAnsi="Avenir Next" w:cs="Avenir Next" w:eastAsia="Avenir Next"/>
           <w:i/>
           <w:color w:val="5A5F66"/>
-          <w:sz w:val="17"/>
+          <w:sz w:val="22"/>
           <w:szCs w:val="17"/>
         </w:rPr>
         <w:t xml:space="preserve">use the steps on your own</w:t>
@@ -2813,7 +2833,7 @@
               <w:tabs>
                 <w:tab w:val="left" w:pos="432"/>
               </w:tabs>
-              <w:spacing w:before="90" w:after="40" w:line="268" w:lineRule="auto"/>
+              <w:spacing w:before="90" w:after="40" w:line="254" w:lineRule="auto"/>
               <w:ind w:left="432" w:hanging="432"/>
             </w:pPr>
             <w:r>
@@ -2886,7 +2906,7 @@
                     <w:tabs>
                       <w:tab w:val="left" w:pos="340"/>
                     </w:tabs>
-                    <w:spacing w:before="0" w:after="0" w:line="276" w:lineRule="auto"/>
+                    <w:spacing w:before="0" w:after="0" w:line="258" w:lineRule="auto"/>
                     <w:ind w:left="340" w:hanging="340"/>
                   </w:pPr>
                   <w:r>
@@ -2934,7 +2954,7 @@
                       <w:szCs w:val="22"/>
                       <w:u w:val="single"/>
                     </w:rPr>
-                    <w:t xml:space="preserve">        </w:t>
+                    <w:t xml:space="preserve">            </w:t>
                   </w:r>
                 </w:p>
               </w:tc>
@@ -2948,7 +2968,7 @@
                     <w:tabs>
                       <w:tab w:val="left" w:pos="340"/>
                     </w:tabs>
-                    <w:spacing w:before="0" w:after="0" w:line="276" w:lineRule="auto"/>
+                    <w:spacing w:before="0" w:after="0" w:line="258" w:lineRule="auto"/>
                     <w:ind w:left="340" w:hanging="340"/>
                   </w:pPr>
                   <w:r>
@@ -2996,7 +3016,7 @@
                       <w:szCs w:val="22"/>
                       <w:u w:val="single"/>
                     </w:rPr>
-                    <w:t xml:space="preserve">        </w:t>
+                    <w:t xml:space="preserve">            </w:t>
                   </w:r>
                 </w:p>
               </w:tc>
@@ -3016,7 +3036,7 @@
                     <w:tabs>
                       <w:tab w:val="left" w:pos="340"/>
                     </w:tabs>
-                    <w:spacing w:before="0" w:after="0" w:line="276" w:lineRule="auto"/>
+                    <w:spacing w:before="0" w:after="0" w:line="258" w:lineRule="auto"/>
                     <w:ind w:left="340" w:hanging="340"/>
                   </w:pPr>
                   <w:r>
@@ -3064,7 +3084,7 @@
                       <w:szCs w:val="22"/>
                       <w:u w:val="single"/>
                     </w:rPr>
-                    <w:t xml:space="preserve">        </w:t>
+                    <w:t xml:space="preserve">            </w:t>
                   </w:r>
                 </w:p>
               </w:tc>
@@ -3078,7 +3098,7 @@
                     <w:tabs>
                       <w:tab w:val="left" w:pos="340"/>
                     </w:tabs>
-                    <w:spacing w:before="0" w:after="0" w:line="276" w:lineRule="auto"/>
+                    <w:spacing w:before="0" w:after="0" w:line="258" w:lineRule="auto"/>
                     <w:ind w:left="340" w:hanging="340"/>
                   </w:pPr>
                   <w:r>
@@ -3126,7 +3146,7 @@
                       <w:szCs w:val="22"/>
                       <w:u w:val="single"/>
                     </w:rPr>
-                    <w:t xml:space="preserve">        </w:t>
+                    <w:t xml:space="preserve">            </w:t>
                   </w:r>
                 </w:p>
               </w:tc>
@@ -3147,6 +3167,7 @@
     </w:p>
     <w:p>
       <w:pPr>
+        <w:pStyle w:val="Heading2"/>
         <w:keepNext/>
         <w:pBdr>
           <w:bottom w:val="single" w:sz="8" w:space="3" w:color="003A70"/>
@@ -3162,7 +3183,7 @@
           <w:b/>
           <w:color w:val="003A70"/>
           <w:spacing w:val="14"/>
-          <w:sz w:val="19"/>
+          <w:sz w:val="22"/>
           <w:szCs w:val="19"/>
         </w:rPr>
         <w:t xml:space="preserve">READY CHECK</w:t>
@@ -3181,7 +3202,7 @@
           <w:rFonts w:ascii="Avenir Next" w:hAnsi="Avenir Next" w:cs="Avenir Next" w:eastAsia="Avenir Next"/>
           <w:i/>
           <w:color w:val="5A5F66"/>
-          <w:sz w:val="17"/>
+          <w:sz w:val="22"/>
           <w:szCs w:val="17"/>
         </w:rPr>
         <w:t xml:space="preserve">a problem like the one in today’s lesson</w:t>
@@ -3231,7 +3252,7 @@
               <w:tabs>
                 <w:tab w:val="left" w:pos="432"/>
               </w:tabs>
-              <w:spacing w:before="90" w:after="40" w:line="268" w:lineRule="auto"/>
+              <w:spacing w:before="90" w:after="40" w:line="254" w:lineRule="auto"/>
               <w:ind w:left="432" w:hanging="432"/>
             </w:pPr>
             <w:r>
@@ -3305,7 +3326,7 @@
                     <w:tabs>
                       <w:tab w:val="left" w:pos="340"/>
                     </w:tabs>
-                    <w:spacing w:before="0" w:after="0" w:line="264" w:lineRule="auto"/>
+                    <w:spacing w:before="0" w:after="0" w:line="252" w:lineRule="auto"/>
                     <w:ind w:left="340" w:hanging="340"/>
                   </w:pPr>
                   <w:r>
@@ -3313,7 +3334,7 @@
                       <w:rFonts w:ascii="Avenir Next" w:hAnsi="Avenir Next" w:cs="Avenir Next" w:eastAsia="Avenir Next"/>
                       <w:b/>
                       <w:color w:val="003A70"/>
-                      <w:sz w:val="21"/>
+                      <w:sz w:val="22"/>
                       <w:szCs w:val="21"/>
                     </w:rPr>
                     <w:t xml:space="preserve">A</w:t>
@@ -3331,7 +3352,7 @@
                     <w:rPr>
                       <w:rFonts w:ascii="Avenir Next" w:hAnsi="Avenir Next" w:cs="Avenir Next" w:eastAsia="Avenir Next"/>
                       <w:color w:val="1A1A1A"/>
-                      <w:sz w:val="21"/>
+                      <w:sz w:val="22"/>
                       <w:szCs w:val="21"/>
                     </w:rPr>
                     <w:t xml:space="preserve">30 cm²</w:t>
@@ -3348,7 +3369,7 @@
                     <w:tabs>
                       <w:tab w:val="left" w:pos="340"/>
                     </w:tabs>
-                    <w:spacing w:before="0" w:after="0" w:line="264" w:lineRule="auto"/>
+                    <w:spacing w:before="0" w:after="0" w:line="252" w:lineRule="auto"/>
                     <w:ind w:left="340" w:hanging="340"/>
                   </w:pPr>
                   <w:r>
@@ -3356,7 +3377,7 @@
                       <w:rFonts w:ascii="Avenir Next" w:hAnsi="Avenir Next" w:cs="Avenir Next" w:eastAsia="Avenir Next"/>
                       <w:b/>
                       <w:color w:val="003A70"/>
-                      <w:sz w:val="21"/>
+                      <w:sz w:val="22"/>
                       <w:szCs w:val="21"/>
                     </w:rPr>
                     <w:t xml:space="preserve">B</w:t>
@@ -3374,7 +3395,7 @@
                     <w:rPr>
                       <w:rFonts w:ascii="Avenir Next" w:hAnsi="Avenir Next" w:cs="Avenir Next" w:eastAsia="Avenir Next"/>
                       <w:color w:val="1A1A1A"/>
-                      <w:sz w:val="21"/>
+                      <w:sz w:val="22"/>
                       <w:szCs w:val="21"/>
                     </w:rPr>
                     <w:t xml:space="preserve">60 cm²</w:t>
@@ -3391,7 +3412,7 @@
                     <w:tabs>
                       <w:tab w:val="left" w:pos="340"/>
                     </w:tabs>
-                    <w:spacing w:before="0" w:after="0" w:line="264" w:lineRule="auto"/>
+                    <w:spacing w:before="0" w:after="0" w:line="252" w:lineRule="auto"/>
                     <w:ind w:left="340" w:hanging="340"/>
                   </w:pPr>
                   <w:r>
@@ -3399,7 +3420,7 @@
                       <w:rFonts w:ascii="Avenir Next" w:hAnsi="Avenir Next" w:cs="Avenir Next" w:eastAsia="Avenir Next"/>
                       <w:b/>
                       <w:color w:val="003A70"/>
-                      <w:sz w:val="21"/>
+                      <w:sz w:val="22"/>
                       <w:szCs w:val="21"/>
                     </w:rPr>
                     <w:t xml:space="preserve">C</w:t>
@@ -3417,7 +3438,7 @@
                     <w:rPr>
                       <w:rFonts w:ascii="Avenir Next" w:hAnsi="Avenir Next" w:cs="Avenir Next" w:eastAsia="Avenir Next"/>
                       <w:color w:val="1A1A1A"/>
-                      <w:sz w:val="21"/>
+                      <w:sz w:val="22"/>
                       <w:szCs w:val="21"/>
                     </w:rPr>
                     <w:t xml:space="preserve">120 cm²</w:t>
@@ -3434,7 +3455,7 @@
                     <w:tabs>
                       <w:tab w:val="left" w:pos="340"/>
                     </w:tabs>
-                    <w:spacing w:before="0" w:after="0" w:line="264" w:lineRule="auto"/>
+                    <w:spacing w:before="0" w:after="0" w:line="252" w:lineRule="auto"/>
                     <w:ind w:left="340" w:hanging="340"/>
                   </w:pPr>
                   <w:r>
@@ -3442,7 +3463,7 @@
                       <w:rFonts w:ascii="Avenir Next" w:hAnsi="Avenir Next" w:cs="Avenir Next" w:eastAsia="Avenir Next"/>
                       <w:b/>
                       <w:color w:val="003A70"/>
-                      <w:sz w:val="21"/>
+                      <w:sz w:val="22"/>
                       <w:szCs w:val="21"/>
                     </w:rPr>
                     <w:t xml:space="preserve">D</w:t>
@@ -3460,7 +3481,7 @@
                     <w:rPr>
                       <w:rFonts w:ascii="Avenir Next" w:hAnsi="Avenir Next" w:cs="Avenir Next" w:eastAsia="Avenir Next"/>
                       <w:color w:val="1A1A1A"/>
-                      <w:sz w:val="21"/>
+                      <w:sz w:val="22"/>
                       <w:szCs w:val="21"/>
                     </w:rPr>
                     <w:t xml:space="preserve">16 cm²</w:t>
@@ -3509,19 +3530,42 @@
         <w:tblLook w:val="0000" w:firstRow="0" w:lastRow="0" w:firstColumn="0" w:lastColumn="0" w:noHBand="1" w:noVBand="1"/>
       </w:tblPr>
       <w:tblGrid>
-        <w:gridCol w:w="2000"/>
-        <w:gridCol w:w="2300"/>
-        <w:gridCol w:w="2100"/>
-        <w:gridCol w:w="3104"/>
+        <w:gridCol w:w="1750"/>
+        <w:gridCol w:w="2500"/>
+        <w:gridCol w:w="2200"/>
+        <w:gridCol w:w="3054"/>
       </w:tblGrid>
       <w:tr>
         <w:trPr>
           <w:cantSplit/>
-          <w:trHeight w:val="320" w:hRule="atLeast"/>
+          <w:trHeight w:val="300" w:hRule="atLeast"/>
         </w:trPr>
         <w:tc>
           <w:tcPr>
-            <w:tcW w:w="2000" w:type="dxa"/>
+            <w:tcW w:w="1750" w:type="dxa"/>
+            <w:vAlign w:val="center"/>
+          </w:tcPr>
+          <w:p>
+            <w:pPr>
+              <w:pStyle w:val="Heading2"/>
+              <w:spacing w:before="0" w:after="0" w:line="240" w:lineRule="auto"/>
+            </w:pPr>
+            <w:r>
+              <w:rPr>
+                <w:rFonts w:ascii="Avenir Next" w:hAnsi="Avenir Next" w:cs="Avenir Next" w:eastAsia="Avenir Next"/>
+                <w:b/>
+                <w:color w:val="003A70"/>
+                <w:spacing w:val="12"/>
+                <w:sz w:val="15"/>
+                <w:szCs w:val="15"/>
+              </w:rPr>
+              <w:t xml:space="preserve">CHECK YOURSELF</w:t>
+            </w:r>
+          </w:p>
+        </w:tc>
+        <w:tc>
+          <w:tcPr>
+            <w:tcW w:w="2500" w:type="dxa"/>
             <w:vAlign w:val="center"/>
           </w:tcPr>
           <w:p>
@@ -3530,20 +3574,27 @@
             </w:pPr>
             <w:r>
               <w:rPr>
-                <w:rFonts w:ascii="Avenir Next" w:hAnsi="Avenir Next" w:cs="Avenir Next" w:eastAsia="Avenir Next"/>
-                <w:b/>
-                <w:color w:val="003A70"/>
-                <w:spacing w:val="12"/>
-                <w:sz w:val="15"/>
-                <w:szCs w:val="15"/>
-              </w:rPr>
-              <w:t xml:space="preserve">CHECK YOURSELF</w:t>
+                <w:rFonts w:ascii="Arial" w:hAnsi="Arial" w:cs="Arial" w:eastAsia="Arial"/>
+                <w:color w:val="1A1A1A"/>
+                <w:sz w:val="20"/>
+                <w:szCs w:val="20"/>
+              </w:rPr>
+              <w:t xml:space="preserve">□</w:t>
+            </w:r>
+            <w:r>
+              <w:rPr>
+                <w:rFonts w:ascii="Avenir Next" w:hAnsi="Avenir Next" w:cs="Avenir Next" w:eastAsia="Avenir Next"/>
+                <w:color w:val="1A1A1A"/>
+                <w:sz w:val="17"/>
+                <w:szCs w:val="17"/>
+              </w:rPr>
+              <w:t xml:space="preserve">  I can do this on my own</w:t>
             </w:r>
           </w:p>
         </w:tc>
         <w:tc>
           <w:tcPr>
-            <w:tcW w:w="2300" w:type="dxa"/>
+            <w:tcW w:w="2200" w:type="dxa"/>
             <w:vAlign w:val="center"/>
           </w:tcPr>
           <w:p>
@@ -3554,8 +3605,8 @@
               <w:rPr>
                 <w:rFonts w:ascii="Arial" w:hAnsi="Arial" w:cs="Arial" w:eastAsia="Arial"/>
                 <w:color w:val="1A1A1A"/>
-                <w:sz w:val="24"/>
-                <w:szCs w:val="24"/>
+                <w:sz w:val="20"/>
+                <w:szCs w:val="20"/>
               </w:rPr>
               <w:t xml:space="preserve">□</w:t>
             </w:r>
@@ -3566,13 +3617,13 @@
                 <w:sz w:val="17"/>
                 <w:szCs w:val="17"/>
               </w:rPr>
-              <w:t xml:space="preserve">  I can do this on my own</w:t>
+              <w:t xml:space="preserve">  I need a little help</w:t>
             </w:r>
           </w:p>
         </w:tc>
         <w:tc>
           <w:tcPr>
-            <w:tcW w:w="2100" w:type="dxa"/>
+            <w:tcW w:w="3054" w:type="dxa"/>
             <w:vAlign w:val="center"/>
           </w:tcPr>
           <w:p>
@@ -3583,37 +3634,8 @@
               <w:rPr>
                 <w:rFonts w:ascii="Arial" w:hAnsi="Arial" w:cs="Arial" w:eastAsia="Arial"/>
                 <w:color w:val="1A1A1A"/>
-                <w:sz w:val="24"/>
-                <w:szCs w:val="24"/>
-              </w:rPr>
-              <w:t xml:space="preserve">□</w:t>
-            </w:r>
-            <w:r>
-              <w:rPr>
-                <w:rFonts w:ascii="Avenir Next" w:hAnsi="Avenir Next" w:cs="Avenir Next" w:eastAsia="Avenir Next"/>
-                <w:color w:val="1A1A1A"/>
-                <w:sz w:val="17"/>
-                <w:szCs w:val="17"/>
-              </w:rPr>
-              <w:t xml:space="preserve">  I need a little help</w:t>
-            </w:r>
-          </w:p>
-        </w:tc>
-        <w:tc>
-          <w:tcPr>
-            <w:tcW w:w="3104" w:type="dxa"/>
-            <w:vAlign w:val="center"/>
-          </w:tcPr>
-          <w:p>
-            <w:pPr>
-              <w:spacing w:before="0" w:after="0" w:line="240" w:lineRule="auto"/>
-            </w:pPr>
-            <w:r>
-              <w:rPr>
-                <w:rFonts w:ascii="Arial" w:hAnsi="Arial" w:cs="Arial" w:eastAsia="Arial"/>
-                <w:color w:val="1A1A1A"/>
-                <w:sz w:val="24"/>
-                <w:szCs w:val="24"/>
+                <w:sz w:val="20"/>
+                <w:szCs w:val="20"/>
               </w:rPr>
               <w:t xml:space="preserve">□</w:t>
             </w:r>
@@ -3648,7 +3670,7 @@
     <w:sectPr>
       <w:footerReference w:type="default" r:id="rIdFooter1"/>
       <w:pgSz w:w="12240" w:h="15840"/>
-      <w:pgMar w:top="893" w:right="1224" w:bottom="835" w:left="1512" w:header="432" w:footer="432" w:gutter="0"/>
+      <w:pgMar w:top="780" w:right="1224" w:bottom="760" w:left="1512" w:header="432" w:footer="432" w:gutter="0"/>
       <w:cols w:space="720"/>
     </w:sectPr>
   </w:body>
@@ -3728,7 +3750,106 @@
               <w:sz w:val="15"/>
               <w:szCs w:val="15"/>
             </w:rPr>
-            <w:t xml:space="preserve">Lesson 5-7  ·  Session 2  ·  Prerequisite Practice B</w:t>
+            <w:t xml:space="preserve">5-7 · Page </w:t>
+          </w:r>
+          <w:r>
+            <w:rPr>
+              <w:rFonts w:ascii="Avenir Next" w:hAnsi="Avenir Next" w:cs="Avenir Next" w:eastAsia="Avenir Next"/>
+              <w:color w:val="5A5F66"/>
+              <w:sz w:val="15"/>
+              <w:szCs w:val="15"/>
+            </w:rPr>
+            <w:fldChar w:fldCharType="begin"/>
+          </w:r>
+          <w:r>
+            <w:rPr>
+              <w:rFonts w:ascii="Avenir Next" w:hAnsi="Avenir Next" w:cs="Avenir Next" w:eastAsia="Avenir Next"/>
+              <w:color w:val="5A5F66"/>
+              <w:sz w:val="15"/>
+              <w:szCs w:val="15"/>
+            </w:rPr>
+            <w:instrText xml:space="preserve"> PAGE </w:instrText>
+          </w:r>
+          <w:r>
+            <w:rPr>
+              <w:rFonts w:ascii="Avenir Next" w:hAnsi="Avenir Next" w:cs="Avenir Next" w:eastAsia="Avenir Next"/>
+              <w:color w:val="5A5F66"/>
+              <w:sz w:val="15"/>
+              <w:szCs w:val="15"/>
+            </w:rPr>
+            <w:fldChar w:fldCharType="separate"/>
+          </w:r>
+          <w:r>
+            <w:rPr>
+              <w:rFonts w:ascii="Avenir Next" w:hAnsi="Avenir Next" w:cs="Avenir Next" w:eastAsia="Avenir Next"/>
+              <w:color w:val="5A5F66"/>
+              <w:sz w:val="15"/>
+              <w:szCs w:val="15"/>
+            </w:rPr>
+            <w:t xml:space="preserve">1</w:t>
+          </w:r>
+          <w:r>
+            <w:rPr>
+              <w:rFonts w:ascii="Avenir Next" w:hAnsi="Avenir Next" w:cs="Avenir Next" w:eastAsia="Avenir Next"/>
+              <w:color w:val="5A5F66"/>
+              <w:sz w:val="15"/>
+              <w:szCs w:val="15"/>
+            </w:rPr>
+            <w:fldChar w:fldCharType="end"/>
+          </w:r>
+          <w:r>
+            <w:rPr>
+              <w:rFonts w:ascii="Avenir Next" w:hAnsi="Avenir Next" w:cs="Avenir Next" w:eastAsia="Avenir Next"/>
+              <w:color w:val="5A5F66"/>
+              <w:sz w:val="15"/>
+              <w:szCs w:val="15"/>
+            </w:rPr>
+            <w:t xml:space="preserve"> of </w:t>
+          </w:r>
+          <w:r>
+            <w:rPr>
+              <w:rFonts w:ascii="Avenir Next" w:hAnsi="Avenir Next" w:cs="Avenir Next" w:eastAsia="Avenir Next"/>
+              <w:color w:val="5A5F66"/>
+              <w:sz w:val="15"/>
+              <w:szCs w:val="15"/>
+            </w:rPr>
+            <w:fldChar w:fldCharType="begin"/>
+          </w:r>
+          <w:r>
+            <w:rPr>
+              <w:rFonts w:ascii="Avenir Next" w:hAnsi="Avenir Next" w:cs="Avenir Next" w:eastAsia="Avenir Next"/>
+              <w:color w:val="5A5F66"/>
+              <w:sz w:val="15"/>
+              <w:szCs w:val="15"/>
+            </w:rPr>
+            <w:instrText xml:space="preserve"> NUMPAGES </w:instrText>
+          </w:r>
+          <w:r>
+            <w:rPr>
+              <w:rFonts w:ascii="Avenir Next" w:hAnsi="Avenir Next" w:cs="Avenir Next" w:eastAsia="Avenir Next"/>
+              <w:color w:val="5A5F66"/>
+              <w:sz w:val="15"/>
+              <w:szCs w:val="15"/>
+            </w:rPr>
+            <w:fldChar w:fldCharType="separate"/>
+          </w:r>
+          <w:r>
+            <w:rPr>
+              <w:rFonts w:ascii="Avenir Next" w:hAnsi="Avenir Next" w:cs="Avenir Next" w:eastAsia="Avenir Next"/>
+              <w:color w:val="5A5F66"/>
+              <w:sz w:val="15"/>
+              <w:szCs w:val="15"/>
+            </w:rPr>
+            <w:t xml:space="preserve">1</w:t>
+          </w:r>
+          <w:r>
+            <w:rPr>
+              <w:rFonts w:ascii="Avenir Next" w:hAnsi="Avenir Next" w:cs="Avenir Next" w:eastAsia="Avenir Next"/>
+              <w:color w:val="5A5F66"/>
+              <w:sz w:val="15"/>
+              <w:szCs w:val="15"/>
+            </w:rPr>
+            <w:fldChar w:fldCharType="end"/>
           </w:r>
         </w:p>
       </w:tc>
@@ -3771,5 +3892,23 @@
       </w:tblCellMar>
     </w:tblPr>
   </w:style>
+  <w:style w:type="paragraph" w:styleId="Heading1">
+    <w:name w:val="heading 1"/>
+    <w:basedOn w:val="Normal"/>
+    <w:pPr>
+      <w:outlineLvl w:val="0"/>
+      <w:keepNext w:val="0"/>
+      <w:keepLines w:val="0"/>
+    </w:pPr>
+  </w:style>
+  <w:style w:type="paragraph" w:styleId="Heading2">
+    <w:name w:val="heading 2"/>
+    <w:basedOn w:val="Normal"/>
+    <w:pPr>
+      <w:outlineLvl w:val="1"/>
+      <w:keepNext w:val="0"/>
+      <w:keepLines w:val="0"/>
+    </w:pPr>
+  </w:style>
 </w:styles>
 </file>